--- a/Einweisung jusperfect 15.10.2026.docx
+++ b/Einweisung jusperfect 15.10.2026.docx
@@ -13,7 +13,7 @@
     </w:p>
     <w:p>
       <w:pPr>
-        <w:spacing w:after="200"/>
+        <w:spacing w:after="140"/>
       </w:pPr>
       <w:r>
         <w:rPr>
@@ -25,25 +25,35 @@
     </w:p>
     <w:p>
       <w:pPr>
-        <w:spacing w:after="160"/>
-      </w:pPr>
-      <w:r>
-        <w:rPr>
-          <w:b/>
-          <w:bCs/>
-        </w:rPr>
-        <w:t xml:space="preserve">Stand: 15. Oktober 2026. </w:t>
-      </w:r>
-      <w:r>
-        <w:t xml:space="preserve">Gilt für alle, die mit jusperfect arbeiten.</w:t>
-      </w:r>
-    </w:p>
-    <w:p>
-      <w:pPr>
-        <w:spacing w:after="120"/>
-      </w:pPr>
-      <w:r>
-        <w:t xml:space="preserve">Dieses Blatt sammelt die Regeln, die sich nicht aus der Bedienung ergeben und die das Programm auch nicht erzwingen kann. Wer sie nicht kennt, macht nichts falsch im Sinne der Bedienung — und verletzt doch eine Pflicht aus der Datenschutz-Folgenabschätzung.</w:t>
+        <w:spacing w:after="140"/>
+      </w:pPr>
+      <w:r>
+        <w:rPr>
+          <w:b/>
+          <w:bCs/>
+        </w:rPr>
+        <w:t xml:space="preserve">Stand: 15. Oktober 2026</w:t>
+      </w:r>
+      <w:r>
+        <w:t xml:space="preserve"> (zweite Fassung dieses Tages). Gilt für alle, die mit jusperfect arbeiten.</w:t>
+      </w:r>
+    </w:p>
+    <w:p>
+      <w:pPr>
+        <w:spacing w:after="140"/>
+      </w:pPr>
+      <w:r>
+        <w:t xml:space="preserve">Dieses Blatt sammelt die Regeln, die sich </w:t>
+      </w:r>
+      <w:r>
+        <w:rPr>
+          <w:b/>
+          <w:bCs/>
+        </w:rPr>
+        <w:t xml:space="preserve">nicht</w:t>
+      </w:r>
+      <w:r>
+        <w:t xml:space="preserve"> aus der Bedienung ergeben und die das Programm auch nicht erzwingen kann. Wer sie nicht kennt, macht nichts falsch im Sinne der Bedienung — und verletzt doch eine Pflicht aus der Datenschutz-Folgenabschätzung.</w:t>
       </w:r>
     </w:p>
     <w:p>
@@ -57,7 +67,7 @@
     <w:p>
       <w:pPr>
         <w:pStyle w:val="Heading1"/>
-        <w:spacing w:after="160" w:before="400"/>
+        <w:spacing w:after="150" w:before="380"/>
       </w:pPr>
       <w:r>
         <w:t xml:space="preserve">Regel 1 — Das Modell wird nicht ohne Prüfung gewechselt</w:t>
@@ -65,7 +75,7 @@
     </w:p>
     <w:p>
       <w:pPr>
-        <w:spacing w:after="160"/>
+        <w:spacing w:after="140"/>
       </w:pPr>
       <w:r>
         <w:rPr>
@@ -87,7 +97,10 @@
           <w:b/>
           <w:bCs/>
         </w:rPr>
-        <w:t xml:space="preserve">. Dabei bleibt es, bis jemand die Prüfung unten gemacht hat.</w:t>
+        <w:t xml:space="preserve">.</w:t>
+      </w:r>
+      <w:r>
+        <w:t xml:space="preserve"> Dabei bleibt es, bis jemand die Prüfung unten gemacht hat.</w:t>
       </w:r>
     </w:p>
     <w:p>
@@ -101,15 +114,45 @@
     </w:p>
     <w:p>
       <w:pPr>
-        <w:spacing w:after="120"/>
-      </w:pPr>
-      <w:r>
-        <w:t xml:space="preserve">AWS führt eine Seite, auf der Modelle namentlich genannt sind, bei denen Eingaben und Ausgaben bis zu 30 Tage aufbewahrt werden — bei einigen der gesamte Verkehr, mit der Möglichkeit einer Durchsicht durch Mitarbeiter von AWS. Das betrifft dann den Akteninhalt, der an das Modell geht.</w:t>
-      </w:r>
-    </w:p>
-    <w:p>
-      <w:pPr>
-        <w:spacing w:after="120"/>
+        <w:spacing w:after="140"/>
+      </w:pPr>
+      <w:r>
+        <w:t xml:space="preserve">AWS führt eine Seite, auf der Modelle </w:t>
+      </w:r>
+      <w:r>
+        <w:rPr>
+          <w:b/>
+          <w:bCs/>
+        </w:rPr>
+        <w:t xml:space="preserve">namentlich</w:t>
+      </w:r>
+      <w:r>
+        <w:t xml:space="preserve"> genannt sind, bei denen Eingaben und Ausgaben </w:t>
+      </w:r>
+      <w:r>
+        <w:rPr>
+          <w:b/>
+          <w:bCs/>
+        </w:rPr>
+        <w:t xml:space="preserve">bis zu 30 Tage aufbewahrt</w:t>
+      </w:r>
+      <w:r>
+        <w:t xml:space="preserve"> werden — bei einigen der gesamte Verkehr, mit der Möglichkeit einer </w:t>
+      </w:r>
+      <w:r>
+        <w:rPr>
+          <w:b/>
+          <w:bCs/>
+        </w:rPr>
+        <w:t xml:space="preserve">Durchsicht durch Mitarbeiter von AWS</w:t>
+      </w:r>
+      <w:r>
+        <w:t xml:space="preserve">. Das betrifft dann den Akteninhalt, der an das Modell geht.</w:t>
+      </w:r>
+    </w:p>
+    <w:p>
+      <w:pPr>
+        <w:spacing w:after="140"/>
       </w:pPr>
       <w:r>
         <w:rPr>
@@ -124,7 +167,7 @@
     </w:p>
     <w:p>
       <w:pPr>
-        <w:spacing w:after="120"/>
+        <w:spacing w:after="140"/>
       </w:pPr>
       <w:r>
         <w:t xml:space="preserve">Ein anderes Modell kann das ändern — ohne dass sich an der Bedienung etwas ändert und ohne dass eine Meldung erscheint.</w:t>
@@ -141,7 +184,7 @@
     </w:p>
     <w:p>
       <w:pPr>
-        <w:spacing w:after="120"/>
+        <w:spacing w:after="140"/>
       </w:pPr>
       <w:r>
         <w:rPr>
@@ -186,7 +229,7 @@
     </w:p>
     <w:p>
       <w:pPr>
-        <w:spacing w:after="120"/>
+        <w:spacing w:after="140"/>
       </w:pPr>
       <w:r>
         <w:t xml:space="preserve">Das steht hier mit Namen, weil die Modellliste in der AWS-Konsole davon </w:t>
@@ -199,12 +242,12 @@
         <w:t xml:space="preserve">nichts</w:t>
       </w:r>
       <w:r>
-        <w:t xml:space="preserve"> sagt. Dort wird Fable 5.1 als das stärkste Modell für „enterprise knowledge work“ beschrieben — also als genau das, was eine Kanzlei zu brauchen glaubt. Wer nach dieser Beschreibung auswählt, wählt das Falsche.</w:t>
-      </w:r>
-    </w:p>
-    <w:p>
-      <w:pPr>
-        <w:spacing w:after="120"/>
+        <w:t xml:space="preserve"> sagt. Dort wird Fable 5.1 als das stärkste Modell für „enterprise knowledge work" beschrieben — also als genau das, was eine Kanzlei zu brauchen glaubt. Wer nach dieser Beschreibung auswählt, wählt das Falsche.</w:t>
+      </w:r>
+    </w:p>
+    <w:p>
+      <w:pPr>
+        <w:spacing w:after="140"/>
       </w:pPr>
       <w:r>
         <w:rPr>
@@ -239,7 +282,7 @@
     </w:p>
     <w:p>
       <w:pPr>
-        <w:spacing w:after="120"/>
+        <w:spacing w:after="140"/>
       </w:pPr>
       <w:r>
         <w:t xml:space="preserve">Von den übrigen Claude-Modellen stand am 14.10.2026 keines auf der Seite. </w:t>
@@ -263,11 +306,6 @@
       <w:r>
         <w:t xml:space="preserve">Was zu tun ist, bevor ein Modell gewechselt wird</w:t>
       </w:r>
-    </w:p>
-    <w:p>
-      <w:pPr>
-        <w:spacing w:after="120"/>
-      </w:pPr>
     </w:p>
     <w:p>
       <w:pPr>
@@ -286,7 +324,7 @@
           <w:b/>
           <w:bCs/>
         </w:rPr>
-        <w:t xml:space="preserve">„Amazon Bedrock abuse detection“</w:t>
+        <w:t xml:space="preserve">„Amazon Bedrock abuse detection"</w:t>
       </w:r>
       <w:r>
         <w:t xml:space="preserve"> im Amazon Bedrock User Guide aufrufen und nachsehen, ob das neue Modell dort genannt ist. Der Wortlaut vom 14.10.2026 liegt als Anlage 17 zum Aktenvermerk gleichen Datums in der Datenschutzakte.</w:t>
@@ -371,7 +409,22 @@
           <w:b/>
           <w:bCs/>
         </w:rPr>
-        <w:t xml:space="preserve">Schritt für Schritt steht das in AWS-ZWEI-HANDGRIFFE.md, Handgriff 4</w:t>
+        <w:t xml:space="preserve">Schritt für Schritt steht das in </w:t>
+      </w:r>
+      <w:r>
+        <w:rPr>
+          <w:rFonts w:ascii="Consolas" w:cs="Consolas" w:eastAsia="Consolas" w:hAnsi="Consolas"/>
+          <w:b/>
+          <w:bCs/>
+        </w:rPr>
+        <w:t xml:space="preserve">AWS-ZWEI-HANDGRIFFE.md</w:t>
+      </w:r>
+      <w:r>
+        <w:rPr>
+          <w:b/>
+          <w:bCs/>
+        </w:rPr>
+        <w:t xml:space="preserve">, Handgriff 4</w:t>
       </w:r>
       <w:r>
         <w:t xml:space="preserve"> — mit dem, was dabei schiefgeht, und mit den drei Gründen, die </w:t>
@@ -389,7 +442,7 @@
     </w:p>
     <w:p>
       <w:pPr>
-        <w:spacing w:after="120" w:before="120"/>
+        <w:spacing w:after="140"/>
       </w:pPr>
       <w:r>
         <w:rPr>
@@ -421,7 +474,16 @@
         <w:spacing w:after="100"/>
       </w:pPr>
       <w:r>
-        <w:t xml:space="preserve">In START-JURNODES.bat, Eintrag </w:t>
+        <w:t xml:space="preserve">In </w:t>
+      </w:r>
+      <w:r>
+        <w:rPr>
+          <w:rFonts w:ascii="Consolas" w:cs="Consolas" w:eastAsia="Consolas" w:hAnsi="Consolas"/>
+        </w:rPr>
+        <w:t xml:space="preserve">START-JURNODES.bat</w:t>
+      </w:r>
+      <w:r>
+        <w:t xml:space="preserve">, Eintrag </w:t>
       </w:r>
       <w:r>
         <w:rPr>
@@ -447,10 +509,10 @@
           <w:b/>
           <w:bCs/>
         </w:rPr>
-        <w:t xml:space="preserve">Zum Nachsehen genügt die Oberfläche: </w:t>
-      </w:r>
-      <w:r>
-        <w:t xml:space="preserve">Unter jeder Antwort steht, welches Modell sie erzeugt hat.</w:t>
+        <w:t xml:space="preserve">Zum Nachsehen genügt die Oberfläche:</w:t>
+      </w:r>
+      <w:r>
+        <w:t xml:space="preserve"> Unter jeder Antwort steht, welches Modell sie erzeugt hat.</w:t>
       </w:r>
     </w:p>
     <w:p>
@@ -464,7 +526,7 @@
     </w:p>
     <w:p>
       <w:pPr>
-        <w:spacing w:after="120"/>
+        <w:spacing w:after="140"/>
       </w:pPr>
       <w:r>
         <w:t xml:space="preserve">Die Seite wird bei der jährlichen Durchsicht der Folgenabschätzung erneut angesehen. Sie ist </w:t>
@@ -491,62 +553,92 @@
     <w:p>
       <w:pPr>
         <w:pStyle w:val="Heading1"/>
-        <w:spacing w:after="160" w:before="400"/>
-      </w:pPr>
-      <w:r>
-        <w:t xml:space="preserve">Regel 2 — Die E-Mail-Adresse des AWS-Kontos wird gelesen</w:t>
-      </w:r>
-    </w:p>
-    <w:p>
-      <w:pPr>
-        <w:spacing w:after="160"/>
-      </w:pPr>
-      <w:r>
-        <w:rPr>
-          <w:b/>
-          <w:bCs/>
-        </w:rPr>
-        <w:t xml:space="preserve">Benannt ist: </w:t>
-      </w:r>
-      <w:r>
-        <w:t xml:space="preserve">........................................  </w:t>
-      </w:r>
-      <w:r>
-        <w:rPr>
-          <w:i/>
-          <w:iCs/>
-        </w:rPr>
-        <w:t xml:space="preserve">(Adresse eintragen)</w:t>
-      </w:r>
-    </w:p>
-    <w:p>
-      <w:pPr>
-        <w:spacing w:after="160"/>
-      </w:pPr>
-      <w:r>
-        <w:rPr>
-          <w:b/>
-          <w:bCs/>
-        </w:rPr>
-        <w:t xml:space="preserve">Dafür verantwortlich ist: </w:t>
-      </w:r>
-      <w:r>
-        <w:t xml:space="preserve">........................................</w:t>
-      </w:r>
-    </w:p>
-    <w:p>
-      <w:pPr>
-        <w:spacing w:after="200"/>
-      </w:pPr>
-      <w:r>
-        <w:rPr>
-          <w:b/>
-          <w:bCs/>
-        </w:rPr>
-        <w:t xml:space="preserve">Vertretung: </w:t>
-      </w:r>
-      <w:r>
-        <w:t xml:space="preserve">........................................</w:t>
+        <w:spacing w:after="150" w:before="380"/>
+      </w:pPr>
+      <w:r>
+        <w:t xml:space="preserve">Regel 1a — Wird gefragt, ob die Akte noch läuft, wird geantwortet</w:t>
+      </w:r>
+    </w:p>
+    <w:p>
+      <w:pPr>
+        <w:spacing w:after="140"/>
+      </w:pPr>
+      <w:r>
+        <w:t xml:space="preserve">Hat zwölf Monate lang niemand in einer Akte gearbeitet, fragt jusperfect beim Öffnen: </w:t>
+      </w:r>
+      <w:r>
+        <w:rPr>
+          <w:b/>
+          <w:bCs/>
+        </w:rPr>
+        <w:t xml:space="preserve">„Läuft die Akte noch?"</w:t>
+      </w:r>
+    </w:p>
+    <w:p>
+      <w:pPr>
+        <w:pStyle w:val="ListParagraph"/>
+        <w:numPr>
+          <w:ilvl w:val="0"/>
+          <w:numId w:val="3"/>
+        </w:numPr>
+        <w:spacing w:after="100"/>
+      </w:pPr>
+      <w:r>
+        <w:rPr>
+          <w:b/>
+          <w:bCs/>
+        </w:rPr>
+        <w:t xml:space="preserve">Ja</w:t>
+      </w:r>
+      <w:r>
+        <w:t xml:space="preserve"> — die Arbeitskopie bleibt, und in zwölf Monaten wird erneut gefragt. Die Antwort wird mit Datum und Bearbeiter vermerkt.</w:t>
+      </w:r>
+    </w:p>
+    <w:p>
+      <w:pPr>
+        <w:pStyle w:val="ListParagraph"/>
+        <w:numPr>
+          <w:ilvl w:val="0"/>
+          <w:numId w:val="3"/>
+        </w:numPr>
+        <w:spacing w:after="100"/>
+      </w:pPr>
+      <w:r>
+        <w:rPr>
+          <w:b/>
+          <w:bCs/>
+        </w:rPr>
+        <w:t xml:space="preserve">Nein</w:t>
+      </w:r>
+      <w:r>
+        <w:t xml:space="preserve"> — die Akte wird zum Abschluss vorgemerkt. Gelöscht wird erst beim Abschluss, nach dem Export des Arbeitsstands.</w:t>
+      </w:r>
+    </w:p>
+    <w:p>
+      <w:pPr>
+        <w:pStyle w:val="ListParagraph"/>
+        <w:numPr>
+          <w:ilvl w:val="0"/>
+          <w:numId w:val="3"/>
+        </w:numPr>
+        <w:spacing w:after="100"/>
+      </w:pPr>
+      <w:r>
+        <w:rPr>
+          <w:b/>
+          <w:bCs/>
+        </w:rPr>
+        <w:t xml:space="preserve">Später</w:t>
+      </w:r>
+      <w:r>
+        <w:t xml:space="preserve"> — die Frage bleibt offen und kommt wieder. </w:t>
+      </w:r>
+      <w:r>
+        <w:rPr>
+          <w:b/>
+          <w:bCs/>
+        </w:rPr>
+        <w:t xml:space="preserve">Es wird nichts gelöscht, solange nicht geantwortet ist.</w:t>
       </w:r>
     </w:p>
     <w:p>
@@ -555,58 +647,121 @@
         <w:spacing w:after="120" w:before="280"/>
       </w:pPr>
       <w:r>
-        <w:t xml:space="preserve">Warum</w:t>
-      </w:r>
-    </w:p>
-    <w:p>
-      <w:pPr>
-        <w:spacing w:after="120"/>
-      </w:pPr>
-      <w:r>
-        <w:t xml:space="preserve">Erkennt AWS einen möglichen Verstoß gegen seine Nutzungsbedingungen, fragt es </w:t>
-      </w:r>
-      <w:r>
-        <w:rPr>
-          <w:b/>
-          <w:bCs/>
-        </w:rPr>
-        <w:t xml:space="preserve">per E-Mail an die Kontoadresse</w:t>
-      </w:r>
-      <w:r>
-        <w:t xml:space="preserve"> nach. Erfolgt keine Antwort, </w:t>
-      </w:r>
-      <w:r>
-        <w:rPr>
-          <w:b/>
-          <w:bCs/>
-        </w:rPr>
-        <w:t xml:space="preserve">kann AWS den Zugang zu Amazon Bedrock oder zu einzelnen Modellen sperren.</w:t>
-      </w:r>
-    </w:p>
-    <w:p>
-      <w:pPr>
-        <w:spacing w:after="120"/>
-      </w:pPr>
-      <w:r>
-        <w:t xml:space="preserve">Eine Sperre bedeutet: </w:t>
-      </w:r>
-      <w:r>
-        <w:rPr>
-          <w:b/>
-          <w:bCs/>
-        </w:rPr>
-        <w:t xml:space="preserve">jusperfect steht still.</w:t>
-      </w:r>
-      <w:r>
-        <w:t xml:space="preserve"> Keine Analyse, kein Entwurf, keine Texterkennung — mitten in der Arbeit und ohne Vorwarnung, weil die Vorwarnung in einem Postfach lag, das niemand liest.</w:t>
-      </w:r>
-    </w:p>
-    <w:p>
-      <w:pPr>
-        <w:spacing w:after="120"/>
-      </w:pPr>
-      <w:r>
-        <w:t xml:space="preserve">An dieselbe Adresse gehen auch die übrigen Nachrichten von AWS: Rechnungen, Hinweise auf Änderungen an Diensten, Fristen.</w:t>
+        <w:t xml:space="preserve">Warum das eine Hausregel ist</w:t>
+      </w:r>
+    </w:p>
+    <w:p>
+      <w:pPr>
+        <w:spacing w:after="140"/>
+      </w:pPr>
+      <w:r>
+        <w:t xml:space="preserve">Art. 5 Abs. 1 lit. e DSGVO verlangt, dass nicht länger aufbewahrt wird als nötig. Eine Frist, die von selbst abläuft, wäre hier falsch: </w:t>
+      </w:r>
+      <w:r>
+        <w:rPr>
+          <w:b/>
+          <w:bCs/>
+        </w:rPr>
+        <w:t xml:space="preserve">Akten laufen manchmal jahrelang</w:t>
+      </w:r>
+      <w:r>
+        <w:t xml:space="preserve">, und eine Arbeitskopie zu löschen, weil ein Jahr vergangen ist, nähme der Kanzlei die Vorarbeit eines lebenden Mandats.</w:t>
+      </w:r>
+    </w:p>
+    <w:p>
+      <w:pPr>
+        <w:spacing w:after="140"/>
+      </w:pPr>
+      <w:r>
+        <w:t xml:space="preserve">Deshalb löst die Zeit die </w:t>
+      </w:r>
+      <w:r>
+        <w:rPr>
+          <w:b/>
+          <w:bCs/>
+        </w:rPr>
+        <w:t xml:space="preserve">Frage</w:t>
+      </w:r>
+      <w:r>
+        <w:t xml:space="preserve"> aus und nicht die Löschung. Die Frage ersetzt die Frist — aber nur, wenn sie beantwortet wird. Wer immer „Später" klickt, hat den alten Zustand wiederhergestellt.</w:t>
+      </w:r>
+    </w:p>
+    <w:p>
+      <w:pPr>
+        <w:spacing w:after="140"/>
+      </w:pPr>
+      <w:r>
+        <w:rPr>
+          <w:b/>
+          <w:bCs/>
+        </w:rPr>
+        <w:t xml:space="preserve">Die Akte selbst ist davon nie betroffen.</w:t>
+      </w:r>
+      <w:r>
+        <w:t xml:space="preserve"> Gelöscht wird allenfalls die Arbeitskopie in jusperfect; die Handakte unterliegt § 50 Abs. 1 BRAO.</w:t>
+      </w:r>
+    </w:p>
+    <w:p>
+      <w:pPr>
+        <w:pBdr>
+          <w:bottom w:val="single" w:color="999999" w:sz="6" w:space="8"/>
+        </w:pBdr>
+        <w:spacing w:after="200" w:before="200"/>
+      </w:pPr>
+    </w:p>
+    <w:p>
+      <w:pPr>
+        <w:pStyle w:val="Heading1"/>
+        <w:spacing w:after="150" w:before="380"/>
+      </w:pPr>
+      <w:r>
+        <w:t xml:space="preserve">Regel 1b — Der zweite Faktor, wenn er eingeschaltet ist</w:t>
+      </w:r>
+    </w:p>
+    <w:p>
+      <w:pPr>
+        <w:spacing w:after="140"/>
+      </w:pPr>
+      <w:r>
+        <w:t xml:space="preserve">Die Anmeldung in jusperfect ist im Laufwerksbetrieb </w:t>
+      </w:r>
+      <w:r>
+        <w:rPr>
+          <w:b/>
+          <w:bCs/>
+        </w:rPr>
+        <w:t xml:space="preserve">kein Kennwort</w:t>
+      </w:r>
+      <w:r>
+        <w:t xml:space="preserve">, sondern eine Kennung: Wer am Rechner sitzt, kann eine andere eintragen. Das ist das einzige Risiko, das die Folgenabschätzung als </w:t>
+      </w:r>
+      <w:r>
+        <w:rPr>
+          <w:b/>
+          <w:bCs/>
+        </w:rPr>
+        <w:t xml:space="preserve">hoch</w:t>
+      </w:r>
+      <w:r>
+        <w:t xml:space="preserve"> einstuft (R7) — und es liegt nicht bei AWS, sondern im Flur.</w:t>
+      </w:r>
+    </w:p>
+    <w:p>
+      <w:pPr>
+        <w:spacing w:after="140"/>
+      </w:pPr>
+      <w:r>
+        <w:t xml:space="preserve">Seit dem 15.10.2026 lässt sich ein </w:t>
+      </w:r>
+      <w:r>
+        <w:rPr>
+          <w:b/>
+          <w:bCs/>
+        </w:rPr>
+        <w:t xml:space="preserve">zweiter Faktor</w:t>
+      </w:r>
+      <w:r>
+        <w:t xml:space="preserve"> davorsetzen: ein Einmalkennwort aus einer Authentifizierungs-App, wie bei der Bank.</w:t>
       </w:r>
     </w:p>
     <w:p>
@@ -615,13 +770,8 @@
         <w:spacing w:after="120" w:before="280"/>
       </w:pPr>
       <w:r>
-        <w:t xml:space="preserve">Was zu tun ist</w:t>
-      </w:r>
-    </w:p>
-    <w:p>
-      <w:pPr>
-        <w:spacing w:after="120"/>
-      </w:pPr>
+        <w:t xml:space="preserve">Wenn er eingeschaltet ist</w:t>
+      </w:r>
     </w:p>
     <w:p>
       <w:pPr>
@@ -633,17 +783,17 @@
         <w:spacing w:after="100"/>
       </w:pPr>
       <w:r>
-        <w:t xml:space="preserve">Eine Adresse benennen, die </w:t>
-      </w:r>
-      <w:r>
-        <w:rPr>
-          <w:b/>
-          <w:bCs/>
-        </w:rPr>
-        <w:t xml:space="preserve">tatsächlich gelesen wird</w:t>
-      </w:r>
-      <w:r>
-        <w:t xml:space="preserve"> — kein Sammelkorb, der einmal im Quartal geöffnet wird.</w:t>
+        <w:t xml:space="preserve">Beim ersten Mal </w:t>
+      </w:r>
+      <w:r>
+        <w:rPr>
+          <w:b/>
+          <w:bCs/>
+        </w:rPr>
+        <w:t xml:space="preserve">„Einrichten"</w:t>
+      </w:r>
+      <w:r>
+        <w:t xml:space="preserve"> klicken. Das angezeigte Geheimnis in die Authentifizierungs-App übernehmen (Microsoft Authenticator, Google Authenticator, Aegis oder eine andere).</w:t>
       </w:r>
     </w:p>
     <w:p>
@@ -656,7 +806,14 @@
         <w:spacing w:after="100"/>
       </w:pPr>
       <w:r>
-        <w:t xml:space="preserve">Eine Person benennen, die dafür zuständig ist, und eine Vertretung für Urlaub und Krankheit.</w:t>
+        <w:rPr>
+          <w:b/>
+          <w:bCs/>
+        </w:rPr>
+        <w:t xml:space="preserve">Das Geheimnis wird nur einmal angezeigt.</w:t>
+      </w:r>
+      <w:r>
+        <w:t xml:space="preserve"> Wer es verliert, braucht eine Neueinrichtung.</w:t>
       </w:r>
     </w:p>
     <w:p>
@@ -669,14 +826,263 @@
         <w:spacing w:after="100"/>
       </w:pPr>
       <w:r>
-        <w:rPr>
-          <w:b/>
-          <w:bCs/>
-        </w:rPr>
-        <w:t xml:space="preserve">Feststellen, welche Adresse AWS heute wirklich verwendet — nicht annehmen. </w:t>
-      </w:r>
-      <w:r>
-        <w:t xml:space="preserve">Dafür genügt ein Blick in die Postfächer: Nachrichten mit dem Absender </w:t>
+        <w:t xml:space="preserve">Danach bei jedem Programmstart das sechsstellige Einmalkennwort eingeben.</w:t>
+      </w:r>
+    </w:p>
+    <w:p>
+      <w:pPr>
+        <w:pStyle w:val="Heading2"/>
+        <w:spacing w:after="120" w:before="280"/>
+      </w:pPr>
+      <w:r>
+        <w:t xml:space="preserve">Was er nicht ersetzt</w:t>
+      </w:r>
+    </w:p>
+    <w:p>
+      <w:pPr>
+        <w:spacing w:after="140"/>
+      </w:pPr>
+      <w:r>
+        <w:t xml:space="preserve">Den Schutz des Windows-Kontos. </w:t>
+      </w:r>
+      <w:r>
+        <w:rPr>
+          <w:b/>
+          <w:bCs/>
+        </w:rPr>
+        <w:t xml:space="preserve">Bildschirm sperren beim Verlassen des Platzes, keine geteilten Konten, jeder trägt seine eigene Kennung ein</w:t>
+      </w:r>
+      <w:r>
+        <w:t xml:space="preserve"> — das gilt mit zweitem Faktor genauso. Er sorgt nur dafür, dass ein unbeaufsichtigter Rechner allein nicht genügt, um eine Mandatsakte zu öffnen.</w:t>
+      </w:r>
+    </w:p>
+    <w:p>
+      <w:pPr>
+        <w:spacing w:after="140"/>
+      </w:pPr>
+      <w:r>
+        <w:rPr>
+          <w:b/>
+          <w:bCs/>
+        </w:rPr>
+        <w:t xml:space="preserve">Eingeschaltet wird er in </w:t>
+      </w:r>
+      <w:r>
+        <w:rPr>
+          <w:rFonts w:ascii="Consolas" w:cs="Consolas" w:eastAsia="Consolas" w:hAnsi="Consolas"/>
+          <w:b/>
+          <w:bCs/>
+        </w:rPr>
+        <w:t xml:space="preserve">START-JURNODES.bat</w:t>
+      </w:r>
+      <w:r>
+        <w:t xml:space="preserve">, Eintrag </w:t>
+      </w:r>
+      <w:r>
+        <w:rPr>
+          <w:rFonts w:ascii="Consolas" w:cs="Consolas" w:eastAsia="Consolas" w:hAnsi="Consolas"/>
+        </w:rPr>
+        <w:t xml:space="preserve">JUSPERFECT_ZWEITER_FAKTOR=an</w:t>
+      </w:r>
+      <w:r>
+        <w:t xml:space="preserve">. Voreingestellt ist „aus".</w:t>
+      </w:r>
+    </w:p>
+    <w:p>
+      <w:pPr>
+        <w:pBdr>
+          <w:bottom w:val="single" w:color="999999" w:sz="6" w:space="8"/>
+        </w:pBdr>
+        <w:spacing w:after="200" w:before="200"/>
+      </w:pPr>
+    </w:p>
+    <w:p>
+      <w:pPr>
+        <w:pStyle w:val="Heading1"/>
+        <w:spacing w:after="150" w:before="380"/>
+      </w:pPr>
+      <w:r>
+        <w:t xml:space="preserve">Regel 2 — Die E-Mail-Adresse des AWS-Kontos wird gelesen</w:t>
+      </w:r>
+    </w:p>
+    <w:p>
+      <w:pPr>
+        <w:spacing w:after="140"/>
+      </w:pPr>
+      <w:r>
+        <w:rPr>
+          <w:b/>
+          <w:bCs/>
+        </w:rPr>
+        <w:t xml:space="preserve">Benannt ist:</w:t>
+      </w:r>
+      <w:r>
+        <w:t xml:space="preserve"> ........................................ </w:t>
+      </w:r>
+      <w:r>
+        <w:rPr>
+          <w:i/>
+          <w:iCs/>
+        </w:rPr>
+        <w:t xml:space="preserve">(Adresse eintragen)</w:t>
+      </w:r>
+    </w:p>
+    <w:p>
+      <w:pPr>
+        <w:spacing w:after="140"/>
+      </w:pPr>
+      <w:r>
+        <w:rPr>
+          <w:b/>
+          <w:bCs/>
+        </w:rPr>
+        <w:t xml:space="preserve">Dafür verantwortlich ist:</w:t>
+      </w:r>
+      <w:r>
+        <w:t xml:space="preserve"> ........................................</w:t>
+      </w:r>
+    </w:p>
+    <w:p>
+      <w:pPr>
+        <w:spacing w:after="140"/>
+      </w:pPr>
+      <w:r>
+        <w:rPr>
+          <w:b/>
+          <w:bCs/>
+        </w:rPr>
+        <w:t xml:space="preserve">Vertretung:</w:t>
+      </w:r>
+      <w:r>
+        <w:t xml:space="preserve"> ........................................</w:t>
+      </w:r>
+    </w:p>
+    <w:p>
+      <w:pPr>
+        <w:pStyle w:val="Heading2"/>
+        <w:spacing w:after="120" w:before="280"/>
+      </w:pPr>
+      <w:r>
+        <w:t xml:space="preserve">Warum</w:t>
+      </w:r>
+    </w:p>
+    <w:p>
+      <w:pPr>
+        <w:spacing w:after="140"/>
+      </w:pPr>
+      <w:r>
+        <w:t xml:space="preserve">Erkennt AWS einen möglichen Verstoß gegen seine Nutzungsbedingungen, fragt es </w:t>
+      </w:r>
+      <w:r>
+        <w:rPr>
+          <w:b/>
+          <w:bCs/>
+        </w:rPr>
+        <w:t xml:space="preserve">per E-Mail an die Kontoadresse</w:t>
+      </w:r>
+      <w:r>
+        <w:t xml:space="preserve"> nach. Erfolgt keine Antwort, </w:t>
+      </w:r>
+      <w:r>
+        <w:rPr>
+          <w:b/>
+          <w:bCs/>
+        </w:rPr>
+        <w:t xml:space="preserve">kann AWS den Zugang zu Amazon Bedrock oder zu einzelnen Modellen sperren</w:t>
+      </w:r>
+      <w:r>
+        <w:t xml:space="preserve">.</w:t>
+      </w:r>
+    </w:p>
+    <w:p>
+      <w:pPr>
+        <w:spacing w:after="140"/>
+      </w:pPr>
+      <w:r>
+        <w:t xml:space="preserve">Eine Sperre bedeutet: </w:t>
+      </w:r>
+      <w:r>
+        <w:rPr>
+          <w:b/>
+          <w:bCs/>
+        </w:rPr>
+        <w:t xml:space="preserve">jusperfect steht still.</w:t>
+      </w:r>
+      <w:r>
+        <w:t xml:space="preserve"> Keine Analyse, kein Entwurf, keine Texterkennung — mitten in der Arbeit und ohne Vorwarnung, weil die Vorwarnung in einem Postfach lag, das niemand liest.</w:t>
+      </w:r>
+    </w:p>
+    <w:p>
+      <w:pPr>
+        <w:spacing w:after="140"/>
+      </w:pPr>
+      <w:r>
+        <w:t xml:space="preserve">An dieselbe Adresse gehen auch die übrigen Nachrichten von AWS: Rechnungen, Hinweise auf Änderungen an Diensten, Fristen.</w:t>
+      </w:r>
+    </w:p>
+    <w:p>
+      <w:pPr>
+        <w:pStyle w:val="Heading2"/>
+        <w:spacing w:after="120" w:before="280"/>
+      </w:pPr>
+      <w:r>
+        <w:t xml:space="preserve">Was zu tun ist</w:t>
+      </w:r>
+    </w:p>
+    <w:p>
+      <w:pPr>
+        <w:pStyle w:val="ListParagraph"/>
+        <w:numPr>
+          <w:ilvl w:val="0"/>
+          <w:numId w:val="5"/>
+        </w:numPr>
+        <w:spacing w:after="100"/>
+      </w:pPr>
+      <w:r>
+        <w:t xml:space="preserve">Eine Adresse benennen, die </w:t>
+      </w:r>
+      <w:r>
+        <w:rPr>
+          <w:b/>
+          <w:bCs/>
+        </w:rPr>
+        <w:t xml:space="preserve">tatsächlich gelesen wird</w:t>
+      </w:r>
+      <w:r>
+        <w:t xml:space="preserve"> — kein Sammelkorb, der einmal im Quartal geöffnet wird.</w:t>
+      </w:r>
+    </w:p>
+    <w:p>
+      <w:pPr>
+        <w:pStyle w:val="ListParagraph"/>
+        <w:numPr>
+          <w:ilvl w:val="0"/>
+          <w:numId w:val="5"/>
+        </w:numPr>
+        <w:spacing w:after="100"/>
+      </w:pPr>
+      <w:r>
+        <w:t xml:space="preserve">Eine Person benennen, die dafür zuständig ist, und eine Vertretung für Urlaub und Krankheit.</w:t>
+      </w:r>
+    </w:p>
+    <w:p>
+      <w:pPr>
+        <w:pStyle w:val="ListParagraph"/>
+        <w:numPr>
+          <w:ilvl w:val="0"/>
+          <w:numId w:val="5"/>
+        </w:numPr>
+        <w:spacing w:after="100"/>
+      </w:pPr>
+      <w:r>
+        <w:rPr>
+          <w:b/>
+          <w:bCs/>
+        </w:rPr>
+        <w:t xml:space="preserve">Feststellen, welche Adresse AWS heute wirklich verwendet — nicht annehmen.</w:t>
+      </w:r>
+      <w:r>
+        <w:t xml:space="preserve"> Dafür genügt ein Blick in die Postfächer: Nachrichten mit dem Absender </w:t>
       </w:r>
       <w:r>
         <w:rPr>
@@ -686,7 +1092,345 @@
         <w:t xml:space="preserve">Amazon Web Services</w:t>
       </w:r>
       <w:r>
-        <w:t xml:space="preserve"> liegen in genau dieser Adresse. Verlässlich kommt die monatliche Rechnung; dazu Hinweise auf Änderungen an Diensten. Beim Anlegen der Organisation am 14.10.2026 kam KEINE Mail — darauf ist also kein Verlass.</w:t>
+        <w:t xml:space="preserve"> liegen in genau dieser Adresse. Verlässlich kommt die </w:t>
+      </w:r>
+      <w:r>
+        <w:rPr>
+          <w:b/>
+          <w:bCs/>
+        </w:rPr>
+        <w:t xml:space="preserve">monatliche Rechnung</w:t>
+      </w:r>
+      <w:r>
+        <w:t xml:space="preserve">; dazu Hinweise auf Änderungen an Diensten.</w:t>
+      </w:r>
+    </w:p>
+    <w:p>
+      <w:pPr>
+        <w:spacing w:after="140"/>
+      </w:pPr>
+      <w:r>
+        <w:t xml:space="preserve">&gt; Beim Anlegen der Organisation am 14.10.2026 kam </w:t>
+      </w:r>
+      <w:r>
+        <w:rPr>
+          <w:b/>
+          <w:bCs/>
+        </w:rPr>
+        <w:t xml:space="preserve">keine</w:t>
+      </w:r>
+      <w:r>
+        <w:t xml:space="preserve"> Mail — darauf &gt; ist also kein Verlass.</w:t>
+      </w:r>
+    </w:p>
+    <w:p>
+      <w:pPr>
+        <w:spacing w:after="140"/>
+      </w:pPr>
+      <w:r>
+        <w:t xml:space="preserve">&gt; </w:t>
+      </w:r>
+      <w:r>
+        <w:rPr>
+          <w:b/>
+          <w:bCs/>
+        </w:rPr>
+        <w:t xml:space="preserve">Die Anmeldung beweist es nur in einem Fall.</w:t>
+      </w:r>
+      <w:r>
+        <w:t xml:space="preserve"> Wer sich mit einer &gt; </w:t>
+      </w:r>
+      <w:r>
+        <w:rPr>
+          <w:b/>
+          <w:bCs/>
+        </w:rPr>
+        <w:t xml:space="preserve">E-Mail-Adresse</w:t>
+      </w:r>
+      <w:r>
+        <w:t xml:space="preserve"> anmeldet, ist als Root-Benutzer unterwegs — dann ist &gt; das die Kontoadresse. Wer sich mit </w:t>
+      </w:r>
+      <w:r>
+        <w:rPr>
+          <w:b/>
+          <w:bCs/>
+        </w:rPr>
+        <w:t xml:space="preserve">Kontonummer oder Kontoalias und &gt; einem Benutzernamen</w:t>
+      </w:r>
+      <w:r>
+        <w:t xml:space="preserve"> anmeldet, benutzt einen IAM-Benutzer; dann sagt die &gt; Anmeldung über die Kontoadresse </w:t>
+      </w:r>
+      <w:r>
+        <w:rPr>
+          <w:b/>
+          <w:bCs/>
+        </w:rPr>
+        <w:t xml:space="preserve">nichts</w:t>
+      </w:r>
+      <w:r>
+        <w:t xml:space="preserve">.</w:t>
+      </w:r>
+    </w:p>
+    <w:p>
+      <w:pPr>
+        <w:pStyle w:val="ListParagraph"/>
+        <w:numPr>
+          <w:ilvl w:val="0"/>
+          <w:numId w:val="6"/>
+        </w:numPr>
+        <w:spacing w:after="100"/>
+      </w:pPr>
+      <w:r>
+        <w:t xml:space="preserve">In der AWS-Konsole nachsehen, dass </w:t>
+      </w:r>
+      <w:r>
+        <w:rPr>
+          <w:b/>
+          <w:bCs/>
+        </w:rPr>
+        <w:t xml:space="preserve">diese</w:t>
+      </w:r>
+      <w:r>
+        <w:t xml:space="preserve"> Adresse hinterlegt ist, und nicht eine aus der Einrichtungszeit. Zwei Wege führen hin:</w:t>
+      </w:r>
+    </w:p>
+    <w:p>
+      <w:pPr>
+        <w:spacing w:after="140"/>
+      </w:pPr>
+      <w:r>
+        <w:rPr>
+          <w:i/>
+          <w:iCs/>
+        </w:rPr>
+        <w:t xml:space="preserve"> oben rechts auf den </w:t>
+      </w:r>
+      <w:r>
+        <w:rPr>
+          <w:i/>
+          <w:iCs/>
+        </w:rPr>
+        <w:t xml:space="preserve">Kontonamen</w:t>
+      </w:r>
+      <w:r>
+        <w:rPr>
+          <w:i/>
+          <w:iCs/>
+        </w:rPr>
+        <w:t xml:space="preserve">, dann </w:t>
+      </w:r>
+      <w:r>
+        <w:rPr>
+          <w:i/>
+          <w:iCs/>
+        </w:rPr>
+        <w:t xml:space="preserve">Konto</w:t>
+      </w:r>
+      <w:r>
+        <w:rPr>
+          <w:i/>
+          <w:iCs/>
+        </w:rPr>
+        <w:t xml:space="preserve"> (</w:t>
+      </w:r>
+      <w:r>
+        <w:t xml:space="preserve">Account</w:t>
+      </w:r>
+      <w:r>
+        <w:rPr>
+          <w:i/>
+          <w:iCs/>
+        </w:rPr>
+        <w:t xml:space="preserve">) — dort stehen die Adresse des Root-Benutzers und weiter unten die </w:t>
+      </w:r>
+      <w:r>
+        <w:rPr>
+          <w:i/>
+          <w:iCs/>
+        </w:rPr>
+        <w:t xml:space="preserve">alternativen Kontakte</w:t>
+      </w:r>
+      <w:r>
+        <w:rPr>
+          <w:i/>
+          <w:iCs/>
+        </w:rPr>
+        <w:t xml:space="preserve"> für </w:t>
+      </w:r>
+      <w:r>
+        <w:rPr>
+          <w:i/>
+          <w:iCs/>
+        </w:rPr>
+        <w:t xml:space="preserve">Abrechnung</w:t>
+      </w:r>
+      <w:r>
+        <w:rPr>
+          <w:i/>
+          <w:iCs/>
+        </w:rPr>
+        <w:t xml:space="preserve">, </w:t>
+      </w:r>
+      <w:r>
+        <w:rPr>
+          <w:i/>
+          <w:iCs/>
+        </w:rPr>
+        <w:t xml:space="preserve">Betrieb</w:t>
+      </w:r>
+      <w:r>
+        <w:rPr>
+          <w:i/>
+          <w:iCs/>
+        </w:rPr>
+        <w:t xml:space="preserve"> und </w:t>
+      </w:r>
+      <w:r>
+        <w:rPr>
+          <w:i/>
+          <w:iCs/>
+        </w:rPr>
+        <w:t xml:space="preserve">Sicherheit</w:t>
+      </w:r>
+      <w:r>
+        <w:rPr>
+          <w:i/>
+          <w:iCs/>
+        </w:rPr>
+        <w:t xml:space="preserve">; </w:t>
+      </w:r>
+      <w:r>
+        <w:t xml:space="preserve"> oder in </w:t>
+      </w:r>
+      <w:r>
+        <w:rPr>
+          <w:b/>
+          <w:bCs/>
+        </w:rPr>
+        <w:t xml:space="preserve">AWS Organizations</w:t>
+      </w:r>
+      <w:r>
+        <w:t xml:space="preserve"> unter </w:t>
+      </w:r>
+      <w:r>
+        <w:rPr>
+          <w:b/>
+          <w:bCs/>
+        </w:rPr>
+        <w:t xml:space="preserve">AWS-Konten</w:t>
+      </w:r>
+      <w:r>
+        <w:t xml:space="preserve"> das Konto anklicken — die </w:t>
+      </w:r>
+      <w:r>
+        <w:rPr>
+          <w:b/>
+          <w:bCs/>
+        </w:rPr>
+        <w:t xml:space="preserve">Kontodetails</w:t>
+      </w:r>
+      <w:r>
+        <w:t xml:space="preserve"> nennen die Adresse ebenfalls. Das ist dieselbe Seite, auf der am 14.10.2026 die wirksame Opt-out-Richtlinie abgelesen wurde.</w:t>
+      </w:r>
+    </w:p>
+    <w:p>
+      <w:pPr>
+        <w:spacing w:after="140"/>
+      </w:pPr>
+      <w:r>
+        <w:t xml:space="preserve">&gt; </w:t>
+      </w:r>
+      <w:r>
+        <w:rPr>
+          <w:b/>
+          <w:bCs/>
+        </w:rPr>
+        <w:t xml:space="preserve">Dieselbe Adresse setzt auch das Passwort zurück.</w:t>
+      </w:r>
+      <w:r>
+        <w:t xml:space="preserve"> Wer Zugriff auf &gt; dieses Postfach hat, kann sich damit das Kennwort des </w:t>
+      </w:r>
+      <w:r>
+        <w:rPr>
+          <w:b/>
+          <w:bCs/>
+        </w:rPr>
+        <w:t xml:space="preserve">Root-Benutzers</w:t>
+      </w:r>
+      <w:r>
+        <w:t xml:space="preserve"> &gt; von AWS neu setzen lassen — und der Root-Benutzer darf im Konto alles. &gt; Je mehr Menschen das Postfach lesen, desto wichtiger werden deshalb zwei &gt; Dinge: Für den Root-Benutzer muss die </w:t>
+      </w:r>
+      <w:r>
+        <w:rPr>
+          <w:b/>
+          <w:bCs/>
+        </w:rPr>
+        <w:t xml:space="preserve">Zwei-Faktor-Anmeldung &gt; eingeschaltet</w:t>
+      </w:r>
+      <w:r>
+        <w:t xml:space="preserve"> sein, und </w:t>
+      </w:r>
+      <w:r>
+        <w:rPr>
+          <w:b/>
+          <w:bCs/>
+        </w:rPr>
+        <w:t xml:space="preserve">gearbeitet wird nie als Root-Benutzer</w:t>
+      </w:r>
+      <w:r>
+        <w:t xml:space="preserve"> &gt; (</w:t>
+      </w:r>
+      <w:r>
+        <w:rPr>
+          <w:rFonts w:ascii="Consolas" w:cs="Consolas" w:eastAsia="Consolas" w:hAnsi="Consolas"/>
+        </w:rPr>
+        <w:t xml:space="preserve">AWS-EINRICHTEN.md</w:t>
+      </w:r>
+      <w:r>
+        <w:t xml:space="preserve">, Schritt 1). &gt; &gt; Wird das Postfach umgekehrt kaum geöffnet, läge dort die Rückfrage von &gt; AWS und niemand sähe sie. Dann gehört unter </w:t>
+      </w:r>
+      <w:r>
+        <w:rPr>
+          <w:b/>
+          <w:bCs/>
+        </w:rPr>
+        <w:t xml:space="preserve">„Betrieb"</w:t>
+      </w:r>
+      <w:r>
+        <w:t xml:space="preserve"> und &gt; </w:t>
+      </w:r>
+      <w:r>
+        <w:rPr>
+          <w:b/>
+          <w:bCs/>
+        </w:rPr>
+        <w:t xml:space="preserve">„Sicherheit"</w:t>
+      </w:r>
+      <w:r>
+        <w:t xml:space="preserve"> eine Adresse, die wirklich gelesen wird.</w:t>
+      </w:r>
+    </w:p>
+    <w:p>
+      <w:pPr>
+        <w:pStyle w:val="ListParagraph"/>
+        <w:numPr>
+          <w:ilvl w:val="0"/>
+          <w:numId w:val="7"/>
+        </w:numPr>
+        <w:spacing w:after="100"/>
+      </w:pPr>
+      <w:r>
+        <w:t xml:space="preserve">Bei einer Nachfrage von AWS </w:t>
+      </w:r>
+      <w:r>
+        <w:rPr>
+          <w:b/>
+          <w:bCs/>
+        </w:rPr>
+        <w:t xml:space="preserve">nicht abwarten</w:t>
+      </w:r>
+      <w:r>
+        <w:t xml:space="preserve">. Wer nicht weiß, was zu antworten ist, fragt zurück — aber antwortet.</w:t>
       </w:r>
     </w:p>
     <w:p>
@@ -702,194 +1446,10 @@
           <w:b/>
           <w:bCs/>
         </w:rPr>
-        <w:t xml:space="preserve">Die Anmeldung beweist es nur in einem Fall. </w:t>
-      </w:r>
-      <w:r>
-        <w:t xml:space="preserve">Wer sich mit einer </w:t>
-      </w:r>
-      <w:r>
-        <w:rPr>
-          <w:b/>
-          <w:bCs/>
-        </w:rPr>
-        <w:t xml:space="preserve">E-Mail-Adresse</w:t>
-      </w:r>
-      <w:r>
-        <w:t xml:space="preserve"> anmeldet, ist als Root-Benutzer unterwegs — dann ist das die Kontoadresse. Wer sich mit </w:t>
-      </w:r>
-      <w:r>
-        <w:rPr>
-          <w:b/>
-          <w:bCs/>
-        </w:rPr>
-        <w:t xml:space="preserve">Kontonummer oder Kontoalias und einem Benutzernamen</w:t>
-      </w:r>
-      <w:r>
-        <w:t xml:space="preserve"> anmeldet, benutzt einen IAM-Benutzer; dann sagt die Anmeldung über die Kontoadresse </w:t>
-      </w:r>
-      <w:r>
-        <w:rPr>
-          <w:b/>
-          <w:bCs/>
-        </w:rPr>
-        <w:t xml:space="preserve">nichts</w:t>
-      </w:r>
-      <w:r>
-        <w:t xml:space="preserve">.</w:t>
-      </w:r>
-    </w:p>
-    <w:p>
-      <w:pPr>
-        <w:pStyle w:val="ListParagraph"/>
-        <w:numPr>
-          <w:ilvl w:val="0"/>
-          <w:numId w:val="4"/>
-        </w:numPr>
-        <w:spacing w:after="100"/>
-      </w:pPr>
-      <w:r>
-        <w:t xml:space="preserve">In der AWS-Konsole nachsehen, dass </w:t>
-      </w:r>
-      <w:r>
-        <w:rPr>
-          <w:b/>
-          <w:bCs/>
-        </w:rPr>
-        <w:t xml:space="preserve">diese</w:t>
-      </w:r>
-      <w:r>
-        <w:t xml:space="preserve"> Adresse hinterlegt ist, und nicht eine aus der Einrichtungszeit. Zwei Wege führen hin: oben rechts auf den </w:t>
-      </w:r>
-      <w:r>
-        <w:rPr>
-          <w:b/>
-          <w:bCs/>
-        </w:rPr>
-        <w:t xml:space="preserve">Kontonamen</w:t>
-      </w:r>
-      <w:r>
-        <w:t xml:space="preserve">, dann </w:t>
-      </w:r>
-      <w:r>
-        <w:rPr>
-          <w:b/>
-          <w:bCs/>
-        </w:rPr>
-        <w:t xml:space="preserve">Konto</w:t>
-      </w:r>
-      <w:r>
-        <w:t xml:space="preserve"> (Account) — dort stehen die Adresse des Root-Benutzers und weiter unten die </w:t>
-      </w:r>
-      <w:r>
-        <w:rPr>
-          <w:b/>
-          <w:bCs/>
-        </w:rPr>
-        <w:t xml:space="preserve">alternativen Kontakte</w:t>
-      </w:r>
-      <w:r>
-        <w:t xml:space="preserve"> für Abrechnung, Betrieb und Sicherheit. Oder in </w:t>
-      </w:r>
-      <w:r>
-        <w:rPr>
-          <w:b/>
-          <w:bCs/>
-        </w:rPr>
-        <w:t xml:space="preserve">AWS Organizations</w:t>
-      </w:r>
-      <w:r>
-        <w:t xml:space="preserve"> unter </w:t>
-      </w:r>
-      <w:r>
-        <w:rPr>
-          <w:b/>
-          <w:bCs/>
-        </w:rPr>
-        <w:t xml:space="preserve">AWS-Konten</w:t>
-      </w:r>
-      <w:r>
-        <w:t xml:space="preserve"> das Konto anklicken — die Kontodetails nennen die Adresse ebenfalls. Das ist dieselbe Seite, auf der am 14.10.2026 die wirksame Opt-out-Richtlinie abgelesen wurde.</w:t>
-      </w:r>
-    </w:p>
-    <w:p>
-      <w:pPr>
-        <w:pBdr>
-          <w:left w:val="single" w:color="888888" w:sz="12" w:space="12"/>
-        </w:pBdr>
-        <w:spacing w:after="200" w:before="180"/>
-        <w:ind w:left="340"/>
-      </w:pPr>
-      <w:r>
-        <w:rPr>
-          <w:b/>
-          <w:bCs/>
-        </w:rPr>
-        <w:t xml:space="preserve">Dieselbe Adresse setzt auch das Passwort zurück. </w:t>
-      </w:r>
-      <w:r>
-        <w:t xml:space="preserve">Wer Zugriff auf dieses Postfach hat, kann sich damit das Kennwort des Root-Benutzers von AWS neu setzen lassen — und der Root-Benutzer darf im Konto alles. Je mehr Menschen das Postfach lesen, desto wichtiger werden deshalb zwei Dinge: Für den Root-Benutzer muss die </w:t>
-      </w:r>
-      <w:r>
-        <w:rPr>
-          <w:b/>
-          <w:bCs/>
-        </w:rPr>
-        <w:t xml:space="preserve">Zwei-Faktor-Anmeldung eingeschaltet</w:t>
-      </w:r>
-      <w:r>
-        <w:t xml:space="preserve"> sein, und </w:t>
-      </w:r>
-      <w:r>
-        <w:rPr>
-          <w:b/>
-          <w:bCs/>
-        </w:rPr>
-        <w:t xml:space="preserve">gearbeitet wird nie als Root-Benutzer</w:t>
-      </w:r>
-      <w:r>
-        <w:t xml:space="preserve"> (AWS-EINRICHTEN.md, Schritt 1). Wird das Postfach umgekehrt kaum geöffnet, läge dort die Rückfrage von AWS und niemand sähe sie. Dann gehört unter „Betrieb“ und „Sicherheit“ eine Adresse, die wirklich gelesen wird.</w:t>
-      </w:r>
-    </w:p>
-    <w:p>
-      <w:pPr>
-        <w:pStyle w:val="ListParagraph"/>
-        <w:numPr>
-          <w:ilvl w:val="0"/>
-          <w:numId w:val="4"/>
-        </w:numPr>
-        <w:spacing w:after="100"/>
-      </w:pPr>
-      <w:r>
-        <w:t xml:space="preserve">Bei einer Nachfrage von AWS </w:t>
-      </w:r>
-      <w:r>
-        <w:rPr>
-          <w:b/>
-          <w:bCs/>
-        </w:rPr>
-        <w:t xml:space="preserve">nicht abwarten.</w:t>
-      </w:r>
-      <w:r>
-        <w:t xml:space="preserve"> Wer nicht weiß, was zu antworten ist, fragt zurück — aber antwortet.</w:t>
-      </w:r>
-    </w:p>
-    <w:p>
-      <w:pPr>
-        <w:pBdr>
-          <w:left w:val="single" w:color="888888" w:sz="12" w:space="12"/>
-        </w:pBdr>
-        <w:spacing w:after="200" w:before="180"/>
-        <w:ind w:left="340"/>
-      </w:pPr>
-      <w:r>
-        <w:rPr>
-          <w:b/>
-          <w:bCs/>
-        </w:rPr>
-        <w:t xml:space="preserve">Was in eine solche Antwort nicht gehört: </w:t>
-      </w:r>
-      <w:r>
-        <w:t xml:space="preserve">Akteninhalt. Kein Ausschnitt, kein anonymisiertes Beispiel, kein Bildschirmfoto mit Text. Nach Ziffer 6.5 der AWS-Kundenvereinbarung überträgt ein Vorschlag an AWS diesem unwiderruflich sämtliche Rechte daran.</w:t>
+        <w:t xml:space="preserve">Was in eine solche Antwort nicht gehört:</w:t>
+      </w:r>
+      <w:r>
+        <w:t xml:space="preserve"> Akteninhalt. Kein Ausschnitt, kein anonymisiertes Beispiel, kein Bildschirmfoto mit Text. Nach Ziffer 6.5 der AWS-Kundenvereinbarung überträgt ein Vorschlag an AWS diesem unwiderruflich sämtliche Rechte daran.</w:t>
       </w:r>
     </w:p>
     <w:p>
@@ -903,7 +1463,7 @@
     <w:p>
       <w:pPr>
         <w:pStyle w:val="Heading1"/>
-        <w:spacing w:after="160" w:before="400"/>
+        <w:spacing w:after="150" w:before="380"/>
       </w:pPr>
       <w:r>
         <w:t xml:space="preserve">Woher diese Regeln kommen</w:t>
@@ -922,8 +1482,8 @@
         </w:tblBorders>
       </w:tblPr>
       <w:tblGrid>
-        <w:gridCol w:w="1200"/>
-        <w:gridCol w:w="8154"/>
+        <w:gridCol w:w="2400"/>
+        <w:gridCol w:w="6954"/>
       </w:tblGrid>
       <w:tr>
         <w:trPr>
@@ -931,13 +1491,13 @@
         </w:trPr>
         <w:tc>
           <w:tcPr>
-            <w:tcW w:type="dxa" w:w="1200"/>
-            <w:shd w:fill="EFEFEF" w:color="auto" w:val="clear"/>
+            <w:tcW w:type="dxa" w:w="2400"/>
+            <w:shd w:fill="EEF1F3" w:val="clear"/>
             <w:tcMar>
-              <w:top w:type="dxa" w:w="60"/>
-              <w:left w:type="dxa" w:w="100"/>
-              <w:bottom w:type="dxa" w:w="60"/>
-              <w:right w:type="dxa" w:w="100"/>
+              <w:top w:type="dxa" w:w="70"/>
+              <w:left w:type="dxa" w:w="110"/>
+              <w:bottom w:type="dxa" w:w="70"/>
+              <w:right w:type="dxa" w:w="110"/>
             </w:tcMar>
           </w:tcPr>
           <w:p>
@@ -955,13 +1515,13 @@
         </w:tc>
         <w:tc>
           <w:tcPr>
-            <w:tcW w:type="dxa" w:w="8154"/>
-            <w:shd w:fill="EFEFEF" w:color="auto" w:val="clear"/>
+            <w:tcW w:type="dxa" w:w="6954"/>
+            <w:shd w:fill="EEF1F3" w:val="clear"/>
             <w:tcMar>
-              <w:top w:type="dxa" w:w="60"/>
-              <w:left w:type="dxa" w:w="100"/>
-              <w:bottom w:type="dxa" w:w="60"/>
-              <w:right w:type="dxa" w:w="100"/>
+              <w:top w:type="dxa" w:w="70"/>
+              <w:left w:type="dxa" w:w="110"/>
+              <w:bottom w:type="dxa" w:w="70"/>
+              <w:right w:type="dxa" w:w="110"/>
             </w:tcMar>
           </w:tcPr>
           <w:p>
@@ -984,12 +1544,12 @@
         </w:trPr>
         <w:tc>
           <w:tcPr>
-            <w:tcW w:type="dxa" w:w="1200"/>
+            <w:tcW w:type="dxa" w:w="2400"/>
             <w:tcMar>
-              <w:top w:type="dxa" w:w="60"/>
-              <w:left w:type="dxa" w:w="100"/>
-              <w:bottom w:type="dxa" w:w="60"/>
-              <w:right w:type="dxa" w:w="100"/>
+              <w:top w:type="dxa" w:w="70"/>
+              <w:left w:type="dxa" w:w="110"/>
+              <w:bottom w:type="dxa" w:w="70"/>
+              <w:right w:type="dxa" w:w="110"/>
             </w:tcMar>
           </w:tcPr>
           <w:p>
@@ -1003,12 +1563,12 @@
         </w:tc>
         <w:tc>
           <w:tcPr>
-            <w:tcW w:type="dxa" w:w="8154"/>
+            <w:tcW w:type="dxa" w:w="6954"/>
             <w:tcMar>
-              <w:top w:type="dxa" w:w="60"/>
-              <w:left w:type="dxa" w:w="100"/>
-              <w:bottom w:type="dxa" w:w="60"/>
-              <w:right w:type="dxa" w:w="100"/>
+              <w:top w:type="dxa" w:w="70"/>
+              <w:left w:type="dxa" w:w="110"/>
+              <w:bottom w:type="dxa" w:w="70"/>
+              <w:right w:type="dxa" w:w="110"/>
             </w:tcMar>
           </w:tcPr>
           <w:p>
@@ -1016,7 +1576,31 @@
               <w:spacing w:after="0"/>
             </w:pPr>
             <w:r>
-              <w:t xml:space="preserve">DSFA-ENTWURF.md, Abschnitt 4, R4, [KANZLEI 22]; AWS Service Terms 50.12.1 und 50.12.2 (Stand 15.09.2026); Amazon Bedrock User Guide, „Abuse detection“ (Anlage 17); AWS-ZWEI-HANDGRIFFE.md, Handgriff 4</w:t>
+              <w:rPr>
+                <w:rFonts w:ascii="Consolas" w:cs="Consolas" w:eastAsia="Consolas" w:hAnsi="Consolas"/>
+              </w:rPr>
+              <w:t xml:space="preserve">DSFA-ENTWURF.md</w:t>
+            </w:r>
+            <w:r>
+              <w:t xml:space="preserve">, Abschnitt 4, R4, </w:t>
+            </w:r>
+            <w:r>
+              <w:rPr>
+                <w:rFonts w:ascii="Consolas" w:cs="Consolas" w:eastAsia="Consolas" w:hAnsi="Consolas"/>
+              </w:rPr>
+              <w:t xml:space="preserve">[KANZLEI 22]</w:t>
+            </w:r>
+            <w:r>
+              <w:t xml:space="preserve">; AWS Service Terms 50.12.1 und 50.12.2 (Stand 15.09.2026); Amazon Bedrock User Guide, „Abuse detection" (Anlage 17); </w:t>
+            </w:r>
+            <w:r>
+              <w:rPr>
+                <w:rFonts w:ascii="Consolas" w:cs="Consolas" w:eastAsia="Consolas" w:hAnsi="Consolas"/>
+              </w:rPr>
+              <w:t xml:space="preserve">AWS-ZWEI-HANDGRIFFE.md</w:t>
+            </w:r>
+            <w:r>
+              <w:t xml:space="preserve">, Handgriff 4</w:t>
             </w:r>
           </w:p>
         </w:tc>
@@ -1027,12 +1611,12 @@
         </w:trPr>
         <w:tc>
           <w:tcPr>
-            <w:tcW w:type="dxa" w:w="1200"/>
+            <w:tcW w:type="dxa" w:w="2400"/>
             <w:tcMar>
-              <w:top w:type="dxa" w:w="60"/>
-              <w:left w:type="dxa" w:w="100"/>
-              <w:bottom w:type="dxa" w:w="60"/>
-              <w:right w:type="dxa" w:w="100"/>
+              <w:top w:type="dxa" w:w="70"/>
+              <w:left w:type="dxa" w:w="110"/>
+              <w:bottom w:type="dxa" w:w="70"/>
+              <w:right w:type="dxa" w:w="110"/>
             </w:tcMar>
           </w:tcPr>
           <w:p>
@@ -1046,12 +1630,12 @@
         </w:tc>
         <w:tc>
           <w:tcPr>
-            <w:tcW w:type="dxa" w:w="8154"/>
+            <w:tcW w:type="dxa" w:w="6954"/>
             <w:tcMar>
-              <w:top w:type="dxa" w:w="60"/>
-              <w:left w:type="dxa" w:w="100"/>
-              <w:bottom w:type="dxa" w:w="60"/>
-              <w:right w:type="dxa" w:w="100"/>
+              <w:top w:type="dxa" w:w="70"/>
+              <w:left w:type="dxa" w:w="110"/>
+              <w:bottom w:type="dxa" w:w="70"/>
+              <w:right w:type="dxa" w:w="110"/>
             </w:tcMar>
           </w:tcPr>
           <w:p>
@@ -1059,7 +1643,16 @@
               <w:spacing w:after="0"/>
             </w:pPr>
             <w:r>
-              <w:t xml:space="preserve">ebenda, letzter Absatz zu [KANZLEI 22]; Amazon Bedrock User Guide, „General information“</w:t>
+              <w:t xml:space="preserve">ebenda, letzter Absatz zu </w:t>
+            </w:r>
+            <w:r>
+              <w:rPr>
+                <w:rFonts w:ascii="Consolas" w:cs="Consolas" w:eastAsia="Consolas" w:hAnsi="Consolas"/>
+              </w:rPr>
+              <w:t xml:space="preserve">[KANZLEI 22]</w:t>
+            </w:r>
+            <w:r>
+              <w:t xml:space="preserve">; Amazon Bedrock User Guide, „General information"</w:t>
             </w:r>
           </w:p>
         </w:tc>
@@ -1067,13 +1660,21 @@
     </w:tbl>
     <w:p>
       <w:pPr>
-        <w:spacing w:after="120"/>
+        <w:spacing w:after="160"/>
+      </w:pPr>
+    </w:p>
+    <w:p>
+      <w:pPr>
+        <w:pBdr>
+          <w:bottom w:val="single" w:color="999999" w:sz="6" w:space="8"/>
+        </w:pBdr>
+        <w:spacing w:after="200" w:before="200"/>
       </w:pPr>
     </w:p>
     <w:p>
       <w:pPr>
         <w:pStyle w:val="Heading1"/>
-        <w:spacing w:after="160" w:before="400"/>
+        <w:spacing w:after="150" w:before="380"/>
       </w:pPr>
       <w:r>
         <w:t xml:space="preserve">Was hier noch hinzukommt</w:t>
@@ -1081,7 +1682,7 @@
     </w:p>
     <w:p>
       <w:pPr>
-        <w:spacing w:after="120"/>
+        <w:spacing w:after="140"/>
       </w:pPr>
       <w:r>
         <w:t xml:space="preserve">Dieses Blatt ist </w:t>
@@ -1091,10 +1692,10 @@
           <w:b/>
           <w:bCs/>
         </w:rPr>
-        <w:t xml:space="preserve">nicht vollständig.</w:t>
-      </w:r>
-      <w:r>
-        <w:t xml:space="preserve"> Die Folgenabschätzung nennt noch mindestens einen weiteren Punkt, der in die Einweisung gehört und hier noch nicht steht:</w:t>
+        <w:t xml:space="preserve">nicht vollständig</w:t>
+      </w:r>
+      <w:r>
+        <w:t xml:space="preserve">. Die Folgenabschätzung nennt noch mindestens einen weiteren Punkt, der in die Einweisung gehört und hier noch nicht steht:</w:t>
       </w:r>
     </w:p>
     <w:p>
@@ -1111,15 +1712,24 @@
           <w:b/>
           <w:bCs/>
         </w:rPr>
-        <w:t xml:space="preserve">Die Auswahl im Dokumentfenster ist die wirksamste Maßnahme in der Hand des Bearbeiters </w:t>
-      </w:r>
-      <w:r>
-        <w:t xml:space="preserve">(DSFA-ENTWURF.md, Abschnitt 2.4). Zum Modell gehen nur die angehakten Passagen — was nicht angehakt ist, sieht das Modell nie. Das ist keine Bequemlichkeitsfrage, sondern Datenminimierung nach Art. 5 Abs. 1 lit. c DSGVO.</w:t>
-      </w:r>
-    </w:p>
-    <w:p>
-      <w:pPr>
-        <w:spacing w:after="120" w:before="120"/>
+        <w:t xml:space="preserve">Die Auswahl im Dokumentfenster ist die wirksamste Maßnahme in der Hand des Bearbeiters</w:t>
+      </w:r>
+      <w:r>
+        <w:t xml:space="preserve"> (</w:t>
+      </w:r>
+      <w:r>
+        <w:rPr>
+          <w:rFonts w:ascii="Consolas" w:cs="Consolas" w:eastAsia="Consolas" w:hAnsi="Consolas"/>
+        </w:rPr>
+        <w:t xml:space="preserve">DSFA-ENTWURF.md</w:t>
+      </w:r>
+      <w:r>
+        <w:t xml:space="preserve">, Abschnitt 2.4). Zum Modell gehen nur die angehakten Passagen — was nicht angehakt ist, sieht das Modell nie. Das ist keine Bequemlichkeitsfrage, sondern Datenminimierung nach Art. 5 Abs. 1 lit. c DSGVO.</w:t>
+      </w:r>
+    </w:p>
+    <w:p>
+      <w:pPr>
+        <w:spacing w:after="140"/>
       </w:pPr>
       <w:r>
         <w:t xml:space="preserve">Weitere Punkte ergeben sich aus den noch offenen Stellen der Folgenabschätzung. Dieses Blatt wächst mit ihnen.</w:t>
@@ -1130,12 +1740,12 @@
         <w:pBdr>
           <w:bottom w:val="single" w:color="999999" w:sz="6" w:space="8"/>
         </w:pBdr>
-        <w:spacing w:after="200" w:before="400"/>
-      </w:pPr>
-    </w:p>
-    <w:p>
-      <w:pPr>
-        <w:spacing w:after="320"/>
+        <w:spacing w:after="200" w:before="200"/>
+      </w:pPr>
+    </w:p>
+    <w:p>
+      <w:pPr>
+        <w:spacing w:after="140"/>
       </w:pPr>
       <w:r>
         <w:t xml:space="preserve">Zur Kenntnis genommen:</w:t>
@@ -1143,18 +1753,18 @@
     </w:p>
     <w:p>
       <w:pPr>
-        <w:spacing w:after="320"/>
-      </w:pPr>
-      <w:r>
-        <w:t xml:space="preserve">Name ........................   Ort, Datum ........................   Unterschrift ........................</w:t>
-      </w:r>
-    </w:p>
-    <w:p>
-      <w:pPr>
-        <w:spacing w:after="120"/>
-      </w:pPr>
-      <w:r>
-        <w:t xml:space="preserve">Name ........................   Ort, Datum ........................   Unterschrift ........................</w:t>
+        <w:spacing w:after="140"/>
+      </w:pPr>
+      <w:r>
+        <w:t xml:space="preserve">Name ........................  Ort, Datum ........................  Unterschrift ........................</w:t>
+      </w:r>
+    </w:p>
+    <w:p>
+      <w:pPr>
+        <w:spacing w:after="140"/>
+      </w:pPr>
+      <w:r>
+        <w:t xml:space="preserve">Name ........................  Ort, Datum ........................  Unterschrift ........................</w:t>
       </w:r>
     </w:p>
     <w:sectPr>
@@ -1383,6 +1993,30 @@
     <w:multiLevelType w:val="hybridMultilevel"/>
     <w:lvl w:ilvl="0" w15:tentative="1">
       <w:start w:val="1"/>
+      <w:numFmt w:val="decimal"/>
+      <w:lvlText w:val="%1."/>
+      <w:lvlJc w:val="start"/>
+      <w:pPr>
+        <w:ind w:left="700" w:hanging="340"/>
+      </w:pPr>
+    </w:lvl>
+  </w:abstractNum>
+  <w:abstractNum w:abstractNumId="7" w15:restartNumberingAfterBreak="0">
+    <w:multiLevelType w:val="hybridMultilevel"/>
+    <w:lvl w:ilvl="0" w15:tentative="1">
+      <w:start w:val="1"/>
+      <w:numFmt w:val="decimal"/>
+      <w:lvlText w:val="%1."/>
+      <w:lvlJc w:val="start"/>
+      <w:pPr>
+        <w:ind w:left="700" w:hanging="340"/>
+      </w:pPr>
+    </w:lvl>
+  </w:abstractNum>
+  <w:abstractNum w:abstractNumId="8" w15:restartNumberingAfterBreak="0">
+    <w:multiLevelType w:val="hybridMultilevel"/>
+    <w:lvl w:ilvl="0" w15:tentative="1">
+      <w:start w:val="1"/>
       <w:numFmt w:val="bullet"/>
       <w:lvlText w:val="•"/>
       <w:lvlJc w:val="start"/>
@@ -1398,19 +2032,37 @@
     </w:lvlOverride>
   </w:num>
   <w:num w:numId="2">
-    <w:abstractNumId w:val="2"/>
+    <w:abstractNumId w:val="3"/>
     <w:lvlOverride w:ilvl="0">
       <w:startOverride w:val="1"/>
     </w:lvlOverride>
   </w:num>
   <w:num w:numId="3">
+    <w:abstractNumId w:val="8"/>
+    <w:lvlOverride w:ilvl="0">
+      <w:startOverride w:val="1"/>
+    </w:lvlOverride>
+  </w:num>
+  <w:num w:numId="4">
+    <w:abstractNumId w:val="4"/>
+    <w:lvlOverride w:ilvl="0">
+      <w:startOverride w:val="1"/>
+    </w:lvlOverride>
+  </w:num>
+  <w:num w:numId="5">
+    <w:abstractNumId w:val="5"/>
+    <w:lvlOverride w:ilvl="0">
+      <w:startOverride w:val="1"/>
+    </w:lvlOverride>
+  </w:num>
+  <w:num w:numId="6">
     <w:abstractNumId w:val="6"/>
     <w:lvlOverride w:ilvl="0">
       <w:startOverride w:val="1"/>
     </w:lvlOverride>
   </w:num>
-  <w:num w:numId="4">
-    <w:abstractNumId w:val="3"/>
+  <w:num w:numId="7">
+    <w:abstractNumId w:val="7"/>
     <w:lvlOverride w:ilvl="0">
       <w:startOverride w:val="1"/>
     </w:lvlOverride>
@@ -1424,8 +2076,8 @@
     <w:rPrDefault>
       <w:rPr>
         <w:rFonts w:ascii="Franklin Gothic Book" w:cs="Franklin Gothic Book" w:eastAsia="Franklin Gothic Book" w:hAnsi="Franklin Gothic Book"/>
-        <w:sz w:val="24"/>
-        <w:szCs w:val="24"/>
+        <w:sz w:val="22"/>
+        <w:szCs w:val="22"/>
       </w:rPr>
     </w:rPrDefault>
     <w:pPrDefault>
@@ -1447,8 +2099,8 @@
       <w:b/>
       <w:bCs/>
       <w:color w:val="000000"/>
-      <w:sz w:val="40"/>
-      <w:szCs w:val="40"/>
+      <w:sz w:val="36"/>
+      <w:szCs w:val="36"/>
     </w:rPr>
   </w:style>
   <w:style w:type="paragraph" w:styleId="Heading1">
@@ -1461,8 +2113,8 @@
       <w:b/>
       <w:bCs/>
       <w:color w:val="000000"/>
-      <w:sz w:val="28"/>
-      <w:szCs w:val="28"/>
+      <w:sz w:val="26"/>
+      <w:szCs w:val="26"/>
     </w:rPr>
   </w:style>
   <w:style w:type="paragraph" w:styleId="Heading2">
@@ -1475,8 +2127,8 @@
       <w:b/>
       <w:bCs/>
       <w:color w:val="000000"/>
-      <w:sz w:val="24"/>
-      <w:szCs w:val="24"/>
+      <w:sz w:val="23"/>
+      <w:szCs w:val="23"/>
     </w:rPr>
   </w:style>
   <w:style w:type="paragraph" w:styleId="Heading3">

--- a/Einweisung jusperfect 15.10.2026.docx
+++ b/Einweisung jusperfect 15.10.2026.docx
@@ -843,17 +843,7 @@
         <w:spacing w:after="140"/>
       </w:pPr>
       <w:r>
-        <w:t xml:space="preserve">Den Schutz des Windows-Kontos. </w:t>
-      </w:r>
-      <w:r>
-        <w:rPr>
-          <w:b/>
-          <w:bCs/>
-        </w:rPr>
-        <w:t xml:space="preserve">Bildschirm sperren beim Verlassen des Platzes, keine geteilten Konten, jeder trägt seine eigene Kennung ein</w:t>
-      </w:r>
-      <w:r>
-        <w:t xml:space="preserve"> — das gilt mit zweitem Faktor genauso. Er sorgt nur dafür, dass ein unbeaufsichtigter Rechner allein nicht genügt, um eine Mandatsakte zu öffnen.</w:t>
+        <w:t xml:space="preserve">Den Schutz des Windows-Kontos. Er sorgt nur dafür, dass ein unbeaufsichtigter Rechner allein nicht genügt, um eine Mandatsakte zu öffnen.</w:t>
       </w:r>
     </w:p>
     <w:p>
@@ -902,131 +892,7 @@
         <w:spacing w:after="150" w:before="380"/>
       </w:pPr>
       <w:r>
-        <w:t xml:space="preserve">Regel 2 — Die E-Mail-Adresse des AWS-Kontos wird gelesen</w:t>
-      </w:r>
-    </w:p>
-    <w:p>
-      <w:pPr>
-        <w:spacing w:after="140"/>
-      </w:pPr>
-      <w:r>
-        <w:rPr>
-          <w:b/>
-          <w:bCs/>
-        </w:rPr>
-        <w:t xml:space="preserve">Benannt ist:</w:t>
-      </w:r>
-      <w:r>
-        <w:t xml:space="preserve"> ........................................ </w:t>
-      </w:r>
-      <w:r>
-        <w:rPr>
-          <w:i/>
-          <w:iCs/>
-        </w:rPr>
-        <w:t xml:space="preserve">(Adresse eintragen)</w:t>
-      </w:r>
-    </w:p>
-    <w:p>
-      <w:pPr>
-        <w:spacing w:after="140"/>
-      </w:pPr>
-      <w:r>
-        <w:rPr>
-          <w:b/>
-          <w:bCs/>
-        </w:rPr>
-        <w:t xml:space="preserve">Dafür verantwortlich ist:</w:t>
-      </w:r>
-      <w:r>
-        <w:t xml:space="preserve"> ........................................</w:t>
-      </w:r>
-    </w:p>
-    <w:p>
-      <w:pPr>
-        <w:spacing w:after="140"/>
-      </w:pPr>
-      <w:r>
-        <w:rPr>
-          <w:b/>
-          <w:bCs/>
-        </w:rPr>
-        <w:t xml:space="preserve">Vertretung:</w:t>
-      </w:r>
-      <w:r>
-        <w:t xml:space="preserve"> ........................................</w:t>
-      </w:r>
-    </w:p>
-    <w:p>
-      <w:pPr>
-        <w:pStyle w:val="Heading2"/>
-        <w:spacing w:after="120" w:before="280"/>
-      </w:pPr>
-      <w:r>
-        <w:t xml:space="preserve">Warum</w:t>
-      </w:r>
-    </w:p>
-    <w:p>
-      <w:pPr>
-        <w:spacing w:after="140"/>
-      </w:pPr>
-      <w:r>
-        <w:t xml:space="preserve">Erkennt AWS einen möglichen Verstoß gegen seine Nutzungsbedingungen, fragt es </w:t>
-      </w:r>
-      <w:r>
-        <w:rPr>
-          <w:b/>
-          <w:bCs/>
-        </w:rPr>
-        <w:t xml:space="preserve">per E-Mail an die Kontoadresse</w:t>
-      </w:r>
-      <w:r>
-        <w:t xml:space="preserve"> nach. Erfolgt keine Antwort, </w:t>
-      </w:r>
-      <w:r>
-        <w:rPr>
-          <w:b/>
-          <w:bCs/>
-        </w:rPr>
-        <w:t xml:space="preserve">kann AWS den Zugang zu Amazon Bedrock oder zu einzelnen Modellen sperren</w:t>
-      </w:r>
-      <w:r>
-        <w:t xml:space="preserve">.</w:t>
-      </w:r>
-    </w:p>
-    <w:p>
-      <w:pPr>
-        <w:spacing w:after="140"/>
-      </w:pPr>
-      <w:r>
-        <w:t xml:space="preserve">Eine Sperre bedeutet: </w:t>
-      </w:r>
-      <w:r>
-        <w:rPr>
-          <w:b/>
-          <w:bCs/>
-        </w:rPr>
-        <w:t xml:space="preserve">jusperfect steht still.</w:t>
-      </w:r>
-      <w:r>
-        <w:t xml:space="preserve"> Keine Analyse, kein Entwurf, keine Texterkennung — mitten in der Arbeit und ohne Vorwarnung, weil die Vorwarnung in einem Postfach lag, das niemand liest.</w:t>
-      </w:r>
-    </w:p>
-    <w:p>
-      <w:pPr>
-        <w:spacing w:after="140"/>
-      </w:pPr>
-      <w:r>
-        <w:t xml:space="preserve">An dieselbe Adresse gehen auch die übrigen Nachrichten von AWS: Rechnungen, Hinweise auf Änderungen an Diensten, Fristen.</w:t>
-      </w:r>
-    </w:p>
-    <w:p>
-      <w:pPr>
-        <w:pStyle w:val="Heading2"/>
-        <w:spacing w:after="120" w:before="280"/>
-      </w:pPr>
-      <w:r>
-        <w:t xml:space="preserve">Was zu tun ist</w:t>
+        <w:t xml:space="preserve">Regel 1c — Drei Dinge, die jeder einhält</w:t>
       </w:r>
     </w:p>
     <w:p>
@@ -1039,17 +905,14 @@
         <w:spacing w:after="100"/>
       </w:pPr>
       <w:r>
-        <w:t xml:space="preserve">Eine Adresse benennen, die </w:t>
-      </w:r>
-      <w:r>
-        <w:rPr>
-          <w:b/>
-          <w:bCs/>
-        </w:rPr>
-        <w:t xml:space="preserve">tatsächlich gelesen wird</w:t>
-      </w:r>
-      <w:r>
-        <w:t xml:space="preserve"> — kein Sammelkorb, der einmal im Quartal geöffnet wird.</w:t>
+        <w:rPr>
+          <w:b/>
+          <w:bCs/>
+        </w:rPr>
+        <w:t xml:space="preserve">Bildschirm sperren beim Verlassen des Platzes.</w:t>
+      </w:r>
+      <w:r>
+        <w:t xml:space="preserve"> Windows-Taste + L. Zusätzlich die automatische Sperre nach wenigen Minuten einstellen.</w:t>
       </w:r>
     </w:p>
     <w:p>
@@ -1062,7 +925,14 @@
         <w:spacing w:after="100"/>
       </w:pPr>
       <w:r>
-        <w:t xml:space="preserve">Eine Person benennen, die dafür zuständig ist, und eine Vertretung für Urlaub und Krankheit.</w:t>
+        <w:rPr>
+          <w:b/>
+          <w:bCs/>
+        </w:rPr>
+        <w:t xml:space="preserve">Keine geteilten Windows-Konten.</w:t>
+      </w:r>
+      <w:r>
+        <w:t xml:space="preserve"> Jede Person hat ihr eigenes.</w:t>
       </w:r>
     </w:p>
     <w:p>
@@ -1079,96 +949,254 @@
           <w:b/>
           <w:bCs/>
         </w:rPr>
-        <w:t xml:space="preserve">Feststellen, welche Adresse AWS heute wirklich verwendet — nicht annehmen.</w:t>
-      </w:r>
-      <w:r>
-        <w:t xml:space="preserve"> Dafür genügt ein Blick in die Postfächer: Nachrichten mit dem Absender </w:t>
-      </w:r>
-      <w:r>
-        <w:rPr>
-          <w:b/>
-          <w:bCs/>
-        </w:rPr>
-        <w:t xml:space="preserve">Amazon Web Services</w:t>
-      </w:r>
-      <w:r>
-        <w:t xml:space="preserve"> liegen in genau dieser Adresse. Verlässlich kommt die </w:t>
-      </w:r>
-      <w:r>
-        <w:rPr>
-          <w:b/>
-          <w:bCs/>
-        </w:rPr>
-        <w:t xml:space="preserve">monatliche Rechnung</w:t>
-      </w:r>
-      <w:r>
-        <w:t xml:space="preserve">; dazu Hinweise auf Änderungen an Diensten.</w:t>
-      </w:r>
-    </w:p>
-    <w:p>
-      <w:pPr>
-        <w:spacing w:after="140"/>
-      </w:pPr>
-      <w:r>
-        <w:t xml:space="preserve">&gt; Beim Anlegen der Organisation am 14.10.2026 kam </w:t>
-      </w:r>
-      <w:r>
-        <w:rPr>
-          <w:b/>
-          <w:bCs/>
-        </w:rPr>
-        <w:t xml:space="preserve">keine</w:t>
-      </w:r>
-      <w:r>
-        <w:t xml:space="preserve"> Mail — darauf &gt; ist also kein Verlass.</w:t>
-      </w:r>
-    </w:p>
-    <w:p>
-      <w:pPr>
-        <w:spacing w:after="140"/>
-      </w:pPr>
-      <w:r>
-        <w:t xml:space="preserve">&gt; </w:t>
-      </w:r>
-      <w:r>
-        <w:rPr>
-          <w:b/>
-          <w:bCs/>
-        </w:rPr>
-        <w:t xml:space="preserve">Die Anmeldung beweist es nur in einem Fall.</w:t>
-      </w:r>
-      <w:r>
-        <w:t xml:space="preserve"> Wer sich mit einer &gt; </w:t>
-      </w:r>
-      <w:r>
-        <w:rPr>
-          <w:b/>
-          <w:bCs/>
-        </w:rPr>
-        <w:t xml:space="preserve">E-Mail-Adresse</w:t>
-      </w:r>
-      <w:r>
-        <w:t xml:space="preserve"> anmeldet, ist als Root-Benutzer unterwegs — dann ist &gt; das die Kontoadresse. Wer sich mit </w:t>
-      </w:r>
-      <w:r>
-        <w:rPr>
-          <w:b/>
-          <w:bCs/>
-        </w:rPr>
-        <w:t xml:space="preserve">Kontonummer oder Kontoalias und &gt; einem Benutzernamen</w:t>
-      </w:r>
-      <w:r>
-        <w:t xml:space="preserve"> anmeldet, benutzt einen IAM-Benutzer; dann sagt die &gt; Anmeldung über die Kontoadresse </w:t>
-      </w:r>
-      <w:r>
-        <w:rPr>
-          <w:b/>
-          <w:bCs/>
-        </w:rPr>
-        <w:t xml:space="preserve">nichts</w:t>
+        <w:t xml:space="preserve">Jeder trägt seine eigene Kennung ein</w:t>
+      </w:r>
+      <w:r>
+        <w:t xml:space="preserve"> — auch wer nur kurz nachsieht.</w:t>
+      </w:r>
+    </w:p>
+    <w:p>
+      <w:pPr>
+        <w:pStyle w:val="Heading2"/>
+        <w:spacing w:after="120" w:before="280"/>
+      </w:pPr>
+      <w:r>
+        <w:t xml:space="preserve">Warum das keine Nebensache ist</w:t>
+      </w:r>
+    </w:p>
+    <w:p>
+      <w:pPr>
+        <w:spacing w:after="140"/>
+      </w:pPr>
+      <w:r>
+        <w:rPr>
+          <w:b/>
+          <w:bCs/>
+        </w:rPr>
+        <w:t xml:space="preserve">In jusperfect sieht jede Berufsträgerin und jeder Mitarbeitende jede Akte.</w:t>
+      </w:r>
+      <w:r>
+        <w:t xml:space="preserve"> Das ist eine Entscheidung der Kanzlei vom 15.10.2026 und richtig so: In einer Kanzlei dieser Größe vertritt jeder jeden, und eine Berechtigung, die im Vertretungsfall regelmäßig aufgehoben werden müsste, schützt niemanden.</w:t>
+      </w:r>
+    </w:p>
+    <w:p>
+      <w:pPr>
+        <w:spacing w:after="140"/>
+      </w:pPr>
+      <w:r>
+        <w:rPr>
+          <w:b/>
+          <w:bCs/>
+        </w:rPr>
+        <w:t xml:space="preserve">Diese Entscheidung verlagert den Schutz aber von der Technik auf die Organisation.</w:t>
+      </w:r>
+      <w:r>
+        <w:t xml:space="preserve"> Wenn nicht die Berechtigung begrenzt, </w:t>
+      </w:r>
+      <w:r>
+        <w:rPr>
+          <w:i/>
+          <w:iCs/>
+        </w:rPr>
+        <w:t xml:space="preserve">wer</w:t>
+      </w:r>
+      <w:r>
+        <w:t xml:space="preserve"> eine Akte öffnen kann, dann trägt die Last der Umstand, dass jeder Zugriff </w:t>
+      </w:r>
+      <w:r>
+        <w:rPr>
+          <w:b/>
+          <w:bCs/>
+        </w:rPr>
+        <w:t xml:space="preserve">einer Person zuzuordnen</w:t>
+      </w:r>
+      <w:r>
+        <w:t xml:space="preserve"> ist — und dass jede Person zur </w:t>
+      </w:r>
+      <w:r>
+        <w:rPr>
+          <w:b/>
+          <w:bCs/>
+        </w:rPr>
+        <w:t xml:space="preserve">Verschwiegenheit verpflichtet</w:t>
+      </w:r>
+      <w:r>
+        <w:t xml:space="preserve"> ist.</w:t>
+      </w:r>
+    </w:p>
+    <w:p>
+      <w:pPr>
+        <w:spacing w:after="140"/>
+      </w:pPr>
+      <w:r>
+        <w:t xml:space="preserve">Bei einem geteilten Konto fällt die Zuordnung aus. Dann sagt der Nutzungsnachweis nicht mehr, wer gefragt hat, und die Rechenschaftspflicht nach Art. 5 Abs. 2 DSGVO geht an dieser Stelle verloren. </w:t>
+      </w:r>
+      <w:r>
+        <w:rPr>
+          <w:b/>
+          <w:bCs/>
+        </w:rPr>
+        <w:t xml:space="preserve">Deshalb sind diese drei Punkte seit dem 15.10.2026 die tragende Maßnahme und nicht mehr die Ergänzung.</w:t>
+      </w:r>
+    </w:p>
+    <w:p>
+      <w:pPr>
+        <w:pBdr>
+          <w:left w:val="single" w:color="888888" w:sz="12" w:space="12"/>
+        </w:pBdr>
+        <w:spacing w:after="200" w:before="180"/>
+        <w:ind w:left="340"/>
+      </w:pPr>
+      <w:r>
+        <w:rPr>
+          <w:b/>
+          <w:bCs/>
+        </w:rPr>
+        <w:t xml:space="preserve">Für die Kanzleileitung, nicht für die Einweisung:</w:t>
+      </w:r>
+      <w:r>
+        <w:t xml:space="preserve"> Für jede Person mit Zugang — auch Referendare, Aushilfen und externe IT — muss eine Verpflichtung auf die Verschwiegenheit in Textform vorliegen (§ 203 Abs. 4 StGB). Das ist zu bestätigen, nicht anzunehmen.</w:t>
+      </w:r>
+    </w:p>
+    <w:p>
+      <w:pPr>
+        <w:pBdr>
+          <w:bottom w:val="single" w:color="999999" w:sz="6" w:space="8"/>
+        </w:pBdr>
+        <w:spacing w:after="200" w:before="200"/>
+      </w:pPr>
+    </w:p>
+    <w:p>
+      <w:pPr>
+        <w:pStyle w:val="Heading1"/>
+        <w:spacing w:after="150" w:before="380"/>
+      </w:pPr>
+      <w:r>
+        <w:t xml:space="preserve">Regel 2 — Die E-Mail-Adresse des AWS-Kontos wird gelesen</w:t>
+      </w:r>
+    </w:p>
+    <w:p>
+      <w:pPr>
+        <w:spacing w:after="140"/>
+      </w:pPr>
+      <w:r>
+        <w:rPr>
+          <w:b/>
+          <w:bCs/>
+        </w:rPr>
+        <w:t xml:space="preserve">Benannt ist:</w:t>
+      </w:r>
+      <w:r>
+        <w:t xml:space="preserve"> ........................................ </w:t>
+      </w:r>
+      <w:r>
+        <w:rPr>
+          <w:i/>
+          <w:iCs/>
+        </w:rPr>
+        <w:t xml:space="preserve">(Adresse eintragen)</w:t>
+      </w:r>
+    </w:p>
+    <w:p>
+      <w:pPr>
+        <w:spacing w:after="140"/>
+      </w:pPr>
+      <w:r>
+        <w:rPr>
+          <w:b/>
+          <w:bCs/>
+        </w:rPr>
+        <w:t xml:space="preserve">Dafür verantwortlich ist:</w:t>
+      </w:r>
+      <w:r>
+        <w:t xml:space="preserve"> ........................................</w:t>
+      </w:r>
+    </w:p>
+    <w:p>
+      <w:pPr>
+        <w:spacing w:after="140"/>
+      </w:pPr>
+      <w:r>
+        <w:rPr>
+          <w:b/>
+          <w:bCs/>
+        </w:rPr>
+        <w:t xml:space="preserve">Vertretung:</w:t>
+      </w:r>
+      <w:r>
+        <w:t xml:space="preserve"> ........................................</w:t>
+      </w:r>
+    </w:p>
+    <w:p>
+      <w:pPr>
+        <w:pStyle w:val="Heading2"/>
+        <w:spacing w:after="120" w:before="280"/>
+      </w:pPr>
+      <w:r>
+        <w:t xml:space="preserve">Warum</w:t>
+      </w:r>
+    </w:p>
+    <w:p>
+      <w:pPr>
+        <w:spacing w:after="140"/>
+      </w:pPr>
+      <w:r>
+        <w:t xml:space="preserve">Erkennt AWS einen möglichen Verstoß gegen seine Nutzungsbedingungen, fragt es </w:t>
+      </w:r>
+      <w:r>
+        <w:rPr>
+          <w:b/>
+          <w:bCs/>
+        </w:rPr>
+        <w:t xml:space="preserve">per E-Mail an die Kontoadresse</w:t>
+      </w:r>
+      <w:r>
+        <w:t xml:space="preserve"> nach. Erfolgt keine Antwort, </w:t>
+      </w:r>
+      <w:r>
+        <w:rPr>
+          <w:b/>
+          <w:bCs/>
+        </w:rPr>
+        <w:t xml:space="preserve">kann AWS den Zugang zu Amazon Bedrock oder zu einzelnen Modellen sperren</w:t>
       </w:r>
       <w:r>
         <w:t xml:space="preserve">.</w:t>
+      </w:r>
+    </w:p>
+    <w:p>
+      <w:pPr>
+        <w:spacing w:after="140"/>
+      </w:pPr>
+      <w:r>
+        <w:t xml:space="preserve">Eine Sperre bedeutet: </w:t>
+      </w:r>
+      <w:r>
+        <w:rPr>
+          <w:b/>
+          <w:bCs/>
+        </w:rPr>
+        <w:t xml:space="preserve">jusperfect steht still.</w:t>
+      </w:r>
+      <w:r>
+        <w:t xml:space="preserve"> Keine Analyse, kein Entwurf, keine Texterkennung — mitten in der Arbeit und ohne Vorwarnung, weil die Vorwarnung in einem Postfach lag, das niemand liest.</w:t>
+      </w:r>
+    </w:p>
+    <w:p>
+      <w:pPr>
+        <w:spacing w:after="140"/>
+      </w:pPr>
+      <w:r>
+        <w:t xml:space="preserve">An dieselbe Adresse gehen auch die übrigen Nachrichten von AWS: Rechnungen, Hinweise auf Änderungen an Diensten, Fristen.</w:t>
+      </w:r>
+    </w:p>
+    <w:p>
+      <w:pPr>
+        <w:pStyle w:val="Heading2"/>
+        <w:spacing w:after="120" w:before="280"/>
+      </w:pPr>
+      <w:r>
+        <w:t xml:space="preserve">Was zu tun ist</w:t>
       </w:r>
     </w:p>
     <w:p>
@@ -1181,156 +1209,88 @@
         <w:spacing w:after="100"/>
       </w:pPr>
       <w:r>
-        <w:t xml:space="preserve">In der AWS-Konsole nachsehen, dass </w:t>
-      </w:r>
-      <w:r>
-        <w:rPr>
-          <w:b/>
-          <w:bCs/>
-        </w:rPr>
-        <w:t xml:space="preserve">diese</w:t>
-      </w:r>
-      <w:r>
-        <w:t xml:space="preserve"> Adresse hinterlegt ist, und nicht eine aus der Einrichtungszeit. Zwei Wege führen hin:</w:t>
-      </w:r>
-    </w:p>
-    <w:p>
-      <w:pPr>
-        <w:spacing w:after="140"/>
-      </w:pPr>
-      <w:r>
-        <w:rPr>
-          <w:i/>
-          <w:iCs/>
-        </w:rPr>
-        <w:t xml:space="preserve"> oben rechts auf den </w:t>
-      </w:r>
-      <w:r>
-        <w:rPr>
-          <w:i/>
-          <w:iCs/>
-        </w:rPr>
-        <w:t xml:space="preserve">Kontonamen</w:t>
-      </w:r>
-      <w:r>
-        <w:rPr>
-          <w:i/>
-          <w:iCs/>
-        </w:rPr>
-        <w:t xml:space="preserve">, dann </w:t>
-      </w:r>
-      <w:r>
-        <w:rPr>
-          <w:i/>
-          <w:iCs/>
-        </w:rPr>
-        <w:t xml:space="preserve">Konto</w:t>
-      </w:r>
-      <w:r>
-        <w:rPr>
-          <w:i/>
-          <w:iCs/>
-        </w:rPr>
-        <w:t xml:space="preserve"> (</w:t>
-      </w:r>
-      <w:r>
-        <w:t xml:space="preserve">Account</w:t>
-      </w:r>
-      <w:r>
-        <w:rPr>
-          <w:i/>
-          <w:iCs/>
-        </w:rPr>
-        <w:t xml:space="preserve">) — dort stehen die Adresse des Root-Benutzers und weiter unten die </w:t>
-      </w:r>
-      <w:r>
-        <w:rPr>
-          <w:i/>
-          <w:iCs/>
-        </w:rPr>
-        <w:t xml:space="preserve">alternativen Kontakte</w:t>
-      </w:r>
-      <w:r>
-        <w:rPr>
-          <w:i/>
-          <w:iCs/>
-        </w:rPr>
-        <w:t xml:space="preserve"> für </w:t>
-      </w:r>
-      <w:r>
-        <w:rPr>
-          <w:i/>
-          <w:iCs/>
-        </w:rPr>
-        <w:t xml:space="preserve">Abrechnung</w:t>
-      </w:r>
-      <w:r>
-        <w:rPr>
-          <w:i/>
-          <w:iCs/>
-        </w:rPr>
-        <w:t xml:space="preserve">, </w:t>
-      </w:r>
-      <w:r>
-        <w:rPr>
-          <w:i/>
-          <w:iCs/>
-        </w:rPr>
-        <w:t xml:space="preserve">Betrieb</w:t>
-      </w:r>
-      <w:r>
-        <w:rPr>
-          <w:i/>
-          <w:iCs/>
-        </w:rPr>
-        <w:t xml:space="preserve"> und </w:t>
-      </w:r>
-      <w:r>
-        <w:rPr>
-          <w:i/>
-          <w:iCs/>
-        </w:rPr>
-        <w:t xml:space="preserve">Sicherheit</w:t>
-      </w:r>
-      <w:r>
-        <w:rPr>
-          <w:i/>
-          <w:iCs/>
-        </w:rPr>
-        <w:t xml:space="preserve">; </w:t>
-      </w:r>
-      <w:r>
-        <w:t xml:space="preserve"> oder in </w:t>
-      </w:r>
-      <w:r>
-        <w:rPr>
-          <w:b/>
-          <w:bCs/>
-        </w:rPr>
-        <w:t xml:space="preserve">AWS Organizations</w:t>
-      </w:r>
-      <w:r>
-        <w:t xml:space="preserve"> unter </w:t>
-      </w:r>
-      <w:r>
-        <w:rPr>
-          <w:b/>
-          <w:bCs/>
-        </w:rPr>
-        <w:t xml:space="preserve">AWS-Konten</w:t>
-      </w:r>
-      <w:r>
-        <w:t xml:space="preserve"> das Konto anklicken — die </w:t>
-      </w:r>
-      <w:r>
-        <w:rPr>
-          <w:b/>
-          <w:bCs/>
-        </w:rPr>
-        <w:t xml:space="preserve">Kontodetails</w:t>
-      </w:r>
-      <w:r>
-        <w:t xml:space="preserve"> nennen die Adresse ebenfalls. Das ist dieselbe Seite, auf der am 14.10.2026 die wirksame Opt-out-Richtlinie abgelesen wurde.</w:t>
+        <w:t xml:space="preserve">Eine Adresse benennen, die </w:t>
+      </w:r>
+      <w:r>
+        <w:rPr>
+          <w:b/>
+          <w:bCs/>
+        </w:rPr>
+        <w:t xml:space="preserve">tatsächlich gelesen wird</w:t>
+      </w:r>
+      <w:r>
+        <w:t xml:space="preserve"> — kein Sammelkorb, der einmal im Quartal geöffnet wird.</w:t>
+      </w:r>
+    </w:p>
+    <w:p>
+      <w:pPr>
+        <w:pStyle w:val="ListParagraph"/>
+        <w:numPr>
+          <w:ilvl w:val="0"/>
+          <w:numId w:val="6"/>
+        </w:numPr>
+        <w:spacing w:after="100"/>
+      </w:pPr>
+      <w:r>
+        <w:t xml:space="preserve">Eine Person benennen, die dafür zuständig ist, und eine Vertretung für Urlaub und Krankheit.</w:t>
+      </w:r>
+    </w:p>
+    <w:p>
+      <w:pPr>
+        <w:pStyle w:val="ListParagraph"/>
+        <w:numPr>
+          <w:ilvl w:val="0"/>
+          <w:numId w:val="6"/>
+        </w:numPr>
+        <w:spacing w:after="100"/>
+      </w:pPr>
+      <w:r>
+        <w:rPr>
+          <w:b/>
+          <w:bCs/>
+        </w:rPr>
+        <w:t xml:space="preserve">Feststellen, welche Adresse AWS heute wirklich verwendet — nicht annehmen.</w:t>
+      </w:r>
+      <w:r>
+        <w:t xml:space="preserve"> Dafür genügt ein Blick in die Postfächer: Nachrichten mit dem Absender </w:t>
+      </w:r>
+      <w:r>
+        <w:rPr>
+          <w:b/>
+          <w:bCs/>
+        </w:rPr>
+        <w:t xml:space="preserve">Amazon Web Services</w:t>
+      </w:r>
+      <w:r>
+        <w:t xml:space="preserve"> liegen in genau dieser Adresse. Verlässlich kommt die </w:t>
+      </w:r>
+      <w:r>
+        <w:rPr>
+          <w:b/>
+          <w:bCs/>
+        </w:rPr>
+        <w:t xml:space="preserve">monatliche Rechnung</w:t>
+      </w:r>
+      <w:r>
+        <w:t xml:space="preserve">; dazu Hinweise auf Änderungen an Diensten.</w:t>
+      </w:r>
+    </w:p>
+    <w:p>
+      <w:pPr>
+        <w:spacing w:after="140"/>
+      </w:pPr>
+      <w:r>
+        <w:t xml:space="preserve">&gt; Beim Anlegen der Organisation am 14.10.2026 kam </w:t>
+      </w:r>
+      <w:r>
+        <w:rPr>
+          <w:b/>
+          <w:bCs/>
+        </w:rPr>
+        <w:t xml:space="preserve">keine</w:t>
+      </w:r>
+      <w:r>
+        <w:t xml:space="preserve"> Mail — darauf &gt; ist also kein Verlass.</w:t>
       </w:r>
     </w:p>
     <w:p>
@@ -1345,69 +1305,40 @@
           <w:b/>
           <w:bCs/>
         </w:rPr>
-        <w:t xml:space="preserve">Dieselbe Adresse setzt auch das Passwort zurück.</w:t>
-      </w:r>
-      <w:r>
-        <w:t xml:space="preserve"> Wer Zugriff auf &gt; dieses Postfach hat, kann sich damit das Kennwort des </w:t>
-      </w:r>
-      <w:r>
-        <w:rPr>
-          <w:b/>
-          <w:bCs/>
-        </w:rPr>
-        <w:t xml:space="preserve">Root-Benutzers</w:t>
-      </w:r>
-      <w:r>
-        <w:t xml:space="preserve"> &gt; von AWS neu setzen lassen — und der Root-Benutzer darf im Konto alles. &gt; Je mehr Menschen das Postfach lesen, desto wichtiger werden deshalb zwei &gt; Dinge: Für den Root-Benutzer muss die </w:t>
-      </w:r>
-      <w:r>
-        <w:rPr>
-          <w:b/>
-          <w:bCs/>
-        </w:rPr>
-        <w:t xml:space="preserve">Zwei-Faktor-Anmeldung &gt; eingeschaltet</w:t>
-      </w:r>
-      <w:r>
-        <w:t xml:space="preserve"> sein, und </w:t>
-      </w:r>
-      <w:r>
-        <w:rPr>
-          <w:b/>
-          <w:bCs/>
-        </w:rPr>
-        <w:t xml:space="preserve">gearbeitet wird nie als Root-Benutzer</w:t>
-      </w:r>
-      <w:r>
-        <w:t xml:space="preserve"> &gt; (</w:t>
-      </w:r>
-      <w:r>
-        <w:rPr>
-          <w:rFonts w:ascii="Consolas" w:cs="Consolas" w:eastAsia="Consolas" w:hAnsi="Consolas"/>
-        </w:rPr>
-        <w:t xml:space="preserve">AWS-EINRICHTEN.md</w:t>
-      </w:r>
-      <w:r>
-        <w:t xml:space="preserve">, Schritt 1). &gt; &gt; Wird das Postfach umgekehrt kaum geöffnet, läge dort die Rückfrage von &gt; AWS und niemand sähe sie. Dann gehört unter </w:t>
-      </w:r>
-      <w:r>
-        <w:rPr>
-          <w:b/>
-          <w:bCs/>
-        </w:rPr>
-        <w:t xml:space="preserve">„Betrieb"</w:t>
-      </w:r>
-      <w:r>
-        <w:t xml:space="preserve"> und &gt; </w:t>
-      </w:r>
-      <w:r>
-        <w:rPr>
-          <w:b/>
-          <w:bCs/>
-        </w:rPr>
-        <w:t xml:space="preserve">„Sicherheit"</w:t>
-      </w:r>
-      <w:r>
-        <w:t xml:space="preserve"> eine Adresse, die wirklich gelesen wird.</w:t>
+        <w:t xml:space="preserve">Die Anmeldung beweist es nur in einem Fall.</w:t>
+      </w:r>
+      <w:r>
+        <w:t xml:space="preserve"> Wer sich mit einer &gt; </w:t>
+      </w:r>
+      <w:r>
+        <w:rPr>
+          <w:b/>
+          <w:bCs/>
+        </w:rPr>
+        <w:t xml:space="preserve">E-Mail-Adresse</w:t>
+      </w:r>
+      <w:r>
+        <w:t xml:space="preserve"> anmeldet, ist als Root-Benutzer unterwegs — dann ist &gt; das die Kontoadresse. Wer sich mit </w:t>
+      </w:r>
+      <w:r>
+        <w:rPr>
+          <w:b/>
+          <w:bCs/>
+        </w:rPr>
+        <w:t xml:space="preserve">Kontonummer oder Kontoalias und &gt; einem Benutzernamen</w:t>
+      </w:r>
+      <w:r>
+        <w:t xml:space="preserve"> anmeldet, benutzt einen IAM-Benutzer; dann sagt die &gt; Anmeldung über die Kontoadresse </w:t>
+      </w:r>
+      <w:r>
+        <w:rPr>
+          <w:b/>
+          <w:bCs/>
+        </w:rPr>
+        <w:t xml:space="preserve">nichts</w:t>
+      </w:r>
+      <w:r>
+        <w:t xml:space="preserve">.</w:t>
       </w:r>
     </w:p>
     <w:p>
@@ -1416,6 +1347,245 @@
         <w:numPr>
           <w:ilvl w:val="0"/>
           <w:numId w:val="7"/>
+        </w:numPr>
+        <w:spacing w:after="100"/>
+      </w:pPr>
+      <w:r>
+        <w:t xml:space="preserve">In der AWS-Konsole nachsehen, dass </w:t>
+      </w:r>
+      <w:r>
+        <w:rPr>
+          <w:b/>
+          <w:bCs/>
+        </w:rPr>
+        <w:t xml:space="preserve">diese</w:t>
+      </w:r>
+      <w:r>
+        <w:t xml:space="preserve"> Adresse hinterlegt ist, und nicht eine aus der Einrichtungszeit. Zwei Wege führen hin:</w:t>
+      </w:r>
+    </w:p>
+    <w:p>
+      <w:pPr>
+        <w:spacing w:after="140"/>
+      </w:pPr>
+      <w:r>
+        <w:rPr>
+          <w:i/>
+          <w:iCs/>
+        </w:rPr>
+        <w:t xml:space="preserve"> oben rechts auf den </w:t>
+      </w:r>
+      <w:r>
+        <w:rPr>
+          <w:i/>
+          <w:iCs/>
+        </w:rPr>
+        <w:t xml:space="preserve">Kontonamen</w:t>
+      </w:r>
+      <w:r>
+        <w:rPr>
+          <w:i/>
+          <w:iCs/>
+        </w:rPr>
+        <w:t xml:space="preserve">, dann </w:t>
+      </w:r>
+      <w:r>
+        <w:rPr>
+          <w:i/>
+          <w:iCs/>
+        </w:rPr>
+        <w:t xml:space="preserve">Konto</w:t>
+      </w:r>
+      <w:r>
+        <w:rPr>
+          <w:i/>
+          <w:iCs/>
+        </w:rPr>
+        <w:t xml:space="preserve"> (</w:t>
+      </w:r>
+      <w:r>
+        <w:t xml:space="preserve">Account</w:t>
+      </w:r>
+      <w:r>
+        <w:rPr>
+          <w:i/>
+          <w:iCs/>
+        </w:rPr>
+        <w:t xml:space="preserve">) — dort stehen die Adresse des Root-Benutzers und weiter unten die </w:t>
+      </w:r>
+      <w:r>
+        <w:rPr>
+          <w:i/>
+          <w:iCs/>
+        </w:rPr>
+        <w:t xml:space="preserve">alternativen Kontakte</w:t>
+      </w:r>
+      <w:r>
+        <w:rPr>
+          <w:i/>
+          <w:iCs/>
+        </w:rPr>
+        <w:t xml:space="preserve"> für </w:t>
+      </w:r>
+      <w:r>
+        <w:rPr>
+          <w:i/>
+          <w:iCs/>
+        </w:rPr>
+        <w:t xml:space="preserve">Abrechnung</w:t>
+      </w:r>
+      <w:r>
+        <w:rPr>
+          <w:i/>
+          <w:iCs/>
+        </w:rPr>
+        <w:t xml:space="preserve">, </w:t>
+      </w:r>
+      <w:r>
+        <w:rPr>
+          <w:i/>
+          <w:iCs/>
+        </w:rPr>
+        <w:t xml:space="preserve">Betrieb</w:t>
+      </w:r>
+      <w:r>
+        <w:rPr>
+          <w:i/>
+          <w:iCs/>
+        </w:rPr>
+        <w:t xml:space="preserve"> und </w:t>
+      </w:r>
+      <w:r>
+        <w:rPr>
+          <w:i/>
+          <w:iCs/>
+        </w:rPr>
+        <w:t xml:space="preserve">Sicherheit</w:t>
+      </w:r>
+      <w:r>
+        <w:rPr>
+          <w:i/>
+          <w:iCs/>
+        </w:rPr>
+        <w:t xml:space="preserve">; </w:t>
+      </w:r>
+      <w:r>
+        <w:t xml:space="preserve"> oder in </w:t>
+      </w:r>
+      <w:r>
+        <w:rPr>
+          <w:b/>
+          <w:bCs/>
+        </w:rPr>
+        <w:t xml:space="preserve">AWS Organizations</w:t>
+      </w:r>
+      <w:r>
+        <w:t xml:space="preserve"> unter </w:t>
+      </w:r>
+      <w:r>
+        <w:rPr>
+          <w:b/>
+          <w:bCs/>
+        </w:rPr>
+        <w:t xml:space="preserve">AWS-Konten</w:t>
+      </w:r>
+      <w:r>
+        <w:t xml:space="preserve"> das Konto anklicken — die </w:t>
+      </w:r>
+      <w:r>
+        <w:rPr>
+          <w:b/>
+          <w:bCs/>
+        </w:rPr>
+        <w:t xml:space="preserve">Kontodetails</w:t>
+      </w:r>
+      <w:r>
+        <w:t xml:space="preserve"> nennen die Adresse ebenfalls. Das ist dieselbe Seite, auf der am 14.10.2026 die wirksame Opt-out-Richtlinie abgelesen wurde.</w:t>
+      </w:r>
+    </w:p>
+    <w:p>
+      <w:pPr>
+        <w:spacing w:after="140"/>
+      </w:pPr>
+      <w:r>
+        <w:t xml:space="preserve">&gt; </w:t>
+      </w:r>
+      <w:r>
+        <w:rPr>
+          <w:b/>
+          <w:bCs/>
+        </w:rPr>
+        <w:t xml:space="preserve">Dieselbe Adresse setzt auch das Passwort zurück.</w:t>
+      </w:r>
+      <w:r>
+        <w:t xml:space="preserve"> Wer Zugriff auf &gt; dieses Postfach hat, kann sich damit das Kennwort des </w:t>
+      </w:r>
+      <w:r>
+        <w:rPr>
+          <w:b/>
+          <w:bCs/>
+        </w:rPr>
+        <w:t xml:space="preserve">Root-Benutzers</w:t>
+      </w:r>
+      <w:r>
+        <w:t xml:space="preserve"> &gt; von AWS neu setzen lassen — und der Root-Benutzer darf im Konto alles. &gt; Je mehr Menschen das Postfach lesen, desto wichtiger werden deshalb zwei &gt; Dinge: Für den Root-Benutzer muss die </w:t>
+      </w:r>
+      <w:r>
+        <w:rPr>
+          <w:b/>
+          <w:bCs/>
+        </w:rPr>
+        <w:t xml:space="preserve">Zwei-Faktor-Anmeldung &gt; eingeschaltet</w:t>
+      </w:r>
+      <w:r>
+        <w:t xml:space="preserve"> sein, und </w:t>
+      </w:r>
+      <w:r>
+        <w:rPr>
+          <w:b/>
+          <w:bCs/>
+        </w:rPr>
+        <w:t xml:space="preserve">gearbeitet wird nie als Root-Benutzer</w:t>
+      </w:r>
+      <w:r>
+        <w:t xml:space="preserve"> &gt; (</w:t>
+      </w:r>
+      <w:r>
+        <w:rPr>
+          <w:rFonts w:ascii="Consolas" w:cs="Consolas" w:eastAsia="Consolas" w:hAnsi="Consolas"/>
+        </w:rPr>
+        <w:t xml:space="preserve">AWS-EINRICHTEN.md</w:t>
+      </w:r>
+      <w:r>
+        <w:t xml:space="preserve">, Schritt 1). &gt; &gt; Wird das Postfach umgekehrt kaum geöffnet, läge dort die Rückfrage von &gt; AWS und niemand sähe sie. Dann gehört unter </w:t>
+      </w:r>
+      <w:r>
+        <w:rPr>
+          <w:b/>
+          <w:bCs/>
+        </w:rPr>
+        <w:t xml:space="preserve">„Betrieb"</w:t>
+      </w:r>
+      <w:r>
+        <w:t xml:space="preserve"> und &gt; </w:t>
+      </w:r>
+      <w:r>
+        <w:rPr>
+          <w:b/>
+          <w:bCs/>
+        </w:rPr>
+        <w:t xml:space="preserve">„Sicherheit"</w:t>
+      </w:r>
+      <w:r>
+        <w:t xml:space="preserve"> eine Adresse, die wirklich gelesen wird.</w:t>
+      </w:r>
+    </w:p>
+    <w:p>
+      <w:pPr>
+        <w:pStyle w:val="ListParagraph"/>
+        <w:numPr>
+          <w:ilvl w:val="0"/>
+          <w:numId w:val="8"/>
         </w:numPr>
         <w:spacing w:after="100"/>
       </w:pPr>
@@ -1624,6 +1794,159 @@
               <w:spacing w:after="0"/>
             </w:pPr>
             <w:r>
+              <w:t xml:space="preserve">1a</w:t>
+            </w:r>
+          </w:p>
+        </w:tc>
+        <w:tc>
+          <w:tcPr>
+            <w:tcW w:type="dxa" w:w="6954"/>
+            <w:tcMar>
+              <w:top w:type="dxa" w:w="70"/>
+              <w:left w:type="dxa" w:w="110"/>
+              <w:bottom w:type="dxa" w:w="70"/>
+              <w:right w:type="dxa" w:w="110"/>
+            </w:tcMar>
+          </w:tcPr>
+          <w:p>
+            <w:pPr>
+              <w:spacing w:after="0"/>
+            </w:pPr>
+            <w:r>
+              <w:rPr>
+                <w:rFonts w:ascii="Consolas" w:cs="Consolas" w:eastAsia="Consolas" w:hAnsi="Consolas"/>
+              </w:rPr>
+              <w:t xml:space="preserve">DSFA-ENTWURF.md</w:t>
+            </w:r>
+            <w:r>
+              <w:t xml:space="preserve">, Risiko R3, </w:t>
+            </w:r>
+            <w:r>
+              <w:rPr>
+                <w:rFonts w:ascii="Consolas" w:cs="Consolas" w:eastAsia="Consolas" w:hAnsi="Consolas"/>
+              </w:rPr>
+              <w:t xml:space="preserve">[KANZLEI 7]</w:t>
+            </w:r>
+            <w:r>
+              <w:t xml:space="preserve">; Art. 5 Abs. 1 lit. e DSGVO</w:t>
+            </w:r>
+          </w:p>
+        </w:tc>
+      </w:tr>
+      <w:tr>
+        <w:trPr>
+          <w:cantSplit/>
+        </w:trPr>
+        <w:tc>
+          <w:tcPr>
+            <w:tcW w:type="dxa" w:w="2400"/>
+            <w:tcMar>
+              <w:top w:type="dxa" w:w="70"/>
+              <w:left w:type="dxa" w:w="110"/>
+              <w:bottom w:type="dxa" w:w="70"/>
+              <w:right w:type="dxa" w:w="110"/>
+            </w:tcMar>
+          </w:tcPr>
+          <w:p>
+            <w:pPr>
+              <w:spacing w:after="0"/>
+            </w:pPr>
+            <w:r>
+              <w:t xml:space="preserve">1b</w:t>
+            </w:r>
+          </w:p>
+        </w:tc>
+        <w:tc>
+          <w:tcPr>
+            <w:tcW w:type="dxa" w:w="6954"/>
+            <w:tcMar>
+              <w:top w:type="dxa" w:w="70"/>
+              <w:left w:type="dxa" w:w="110"/>
+              <w:bottom w:type="dxa" w:w="70"/>
+              <w:right w:type="dxa" w:w="110"/>
+            </w:tcMar>
+          </w:tcPr>
+          <w:p>
+            <w:pPr>
+              <w:spacing w:after="0"/>
+            </w:pPr>
+            <w:r>
+              <w:t xml:space="preserve">ebenda, Risiko R7, </w:t>
+            </w:r>
+            <w:r>
+              <w:rPr>
+                <w:rFonts w:ascii="Consolas" w:cs="Consolas" w:eastAsia="Consolas" w:hAnsi="Consolas"/>
+              </w:rPr>
+              <w:t xml:space="preserve">[KANZLEI 13]</w:t>
+            </w:r>
+            <w:r>
+              <w:t xml:space="preserve">; Art. 32 DSGVO</w:t>
+            </w:r>
+          </w:p>
+        </w:tc>
+      </w:tr>
+      <w:tr>
+        <w:trPr>
+          <w:cantSplit/>
+        </w:trPr>
+        <w:tc>
+          <w:tcPr>
+            <w:tcW w:type="dxa" w:w="2400"/>
+            <w:tcMar>
+              <w:top w:type="dxa" w:w="70"/>
+              <w:left w:type="dxa" w:w="110"/>
+              <w:bottom w:type="dxa" w:w="70"/>
+              <w:right w:type="dxa" w:w="110"/>
+            </w:tcMar>
+          </w:tcPr>
+          <w:p>
+            <w:pPr>
+              <w:spacing w:after="0"/>
+            </w:pPr>
+            <w:r>
+              <w:t xml:space="preserve">1c</w:t>
+            </w:r>
+          </w:p>
+        </w:tc>
+        <w:tc>
+          <w:tcPr>
+            <w:tcW w:type="dxa" w:w="6954"/>
+            <w:tcMar>
+              <w:top w:type="dxa" w:w="70"/>
+              <w:left w:type="dxa" w:w="110"/>
+              <w:bottom w:type="dxa" w:w="70"/>
+              <w:right w:type="dxa" w:w="110"/>
+            </w:tcMar>
+          </w:tcPr>
+          <w:p>
+            <w:pPr>
+              <w:spacing w:after="0"/>
+            </w:pPr>
+            <w:r>
+              <w:t xml:space="preserve">ebenda; Art. 5 Abs. 2 und Art. 32 DSGVO, § 203 Abs. 4 StGB</w:t>
+            </w:r>
+          </w:p>
+        </w:tc>
+      </w:tr>
+      <w:tr>
+        <w:trPr>
+          <w:cantSplit/>
+        </w:trPr>
+        <w:tc>
+          <w:tcPr>
+            <w:tcW w:type="dxa" w:w="2400"/>
+            <w:tcMar>
+              <w:top w:type="dxa" w:w="70"/>
+              <w:left w:type="dxa" w:w="110"/>
+              <w:bottom w:type="dxa" w:w="70"/>
+              <w:right w:type="dxa" w:w="110"/>
+            </w:tcMar>
+          </w:tcPr>
+          <w:p>
+            <w:pPr>
+              <w:spacing w:after="0"/>
+            </w:pPr>
+            <w:r>
               <w:t xml:space="preserve">2</w:t>
             </w:r>
           </w:p>
@@ -2017,6 +2340,18 @@
     <w:multiLevelType w:val="hybridMultilevel"/>
     <w:lvl w:ilvl="0" w15:tentative="1">
       <w:start w:val="1"/>
+      <w:numFmt w:val="decimal"/>
+      <w:lvlText w:val="%1."/>
+      <w:lvlJc w:val="start"/>
+      <w:pPr>
+        <w:ind w:left="700" w:hanging="340"/>
+      </w:pPr>
+    </w:lvl>
+  </w:abstractNum>
+  <w:abstractNum w:abstractNumId="9" w15:restartNumberingAfterBreak="0">
+    <w:multiLevelType w:val="hybridMultilevel"/>
+    <w:lvl w:ilvl="0" w15:tentative="1">
+      <w:start w:val="1"/>
       <w:numFmt w:val="bullet"/>
       <w:lvlText w:val="•"/>
       <w:lvlJc w:val="start"/>
@@ -2038,7 +2373,7 @@
     </w:lvlOverride>
   </w:num>
   <w:num w:numId="3">
-    <w:abstractNumId w:val="8"/>
+    <w:abstractNumId w:val="9"/>
     <w:lvlOverride w:ilvl="0">
       <w:startOverride w:val="1"/>
     </w:lvlOverride>
@@ -2063,6 +2398,12 @@
   </w:num>
   <w:num w:numId="7">
     <w:abstractNumId w:val="7"/>
+    <w:lvlOverride w:ilvl="0">
+      <w:startOverride w:val="1"/>
+    </w:lvlOverride>
+  </w:num>
+  <w:num w:numId="8">
+    <w:abstractNumId w:val="8"/>
     <w:lvlOverride w:ilvl="0">
       <w:startOverride w:val="1"/>
     </w:lvlOverride>

--- a/Einweisung jusperfect 15.10.2026.docx
+++ b/Einweisung jusperfect 15.10.2026.docx
@@ -1652,8 +1652,8 @@
         </w:tblBorders>
       </w:tblPr>
       <w:tblGrid>
-        <w:gridCol w:w="2400"/>
-        <w:gridCol w:w="6954"/>
+        <w:gridCol w:w="1264"/>
+        <w:gridCol w:w="8090"/>
       </w:tblGrid>
       <w:tr>
         <w:trPr>
@@ -1661,7 +1661,7 @@
         </w:trPr>
         <w:tc>
           <w:tcPr>
-            <w:tcW w:type="dxa" w:w="2400"/>
+            <w:tcW w:type="dxa" w:w="1264"/>
             <w:shd w:fill="EEF1F3" w:val="clear"/>
             <w:tcMar>
               <w:top w:type="dxa" w:w="70"/>
@@ -1685,7 +1685,7 @@
         </w:tc>
         <w:tc>
           <w:tcPr>
-            <w:tcW w:type="dxa" w:w="6954"/>
+            <w:tcW w:type="dxa" w:w="8090"/>
             <w:shd w:fill="EEF1F3" w:val="clear"/>
             <w:tcMar>
               <w:top w:type="dxa" w:w="70"/>
@@ -1714,7 +1714,7 @@
         </w:trPr>
         <w:tc>
           <w:tcPr>
-            <w:tcW w:type="dxa" w:w="2400"/>
+            <w:tcW w:type="dxa" w:w="1264"/>
             <w:tcMar>
               <w:top w:type="dxa" w:w="70"/>
               <w:left w:type="dxa" w:w="110"/>
@@ -1733,7 +1733,7 @@
         </w:tc>
         <w:tc>
           <w:tcPr>
-            <w:tcW w:type="dxa" w:w="6954"/>
+            <w:tcW w:type="dxa" w:w="8090"/>
             <w:tcMar>
               <w:top w:type="dxa" w:w="70"/>
               <w:left w:type="dxa" w:w="110"/>
@@ -1781,7 +1781,7 @@
         </w:trPr>
         <w:tc>
           <w:tcPr>
-            <w:tcW w:type="dxa" w:w="2400"/>
+            <w:tcW w:type="dxa" w:w="1264"/>
             <w:tcMar>
               <w:top w:type="dxa" w:w="70"/>
               <w:left w:type="dxa" w:w="110"/>
@@ -1800,7 +1800,7 @@
         </w:tc>
         <w:tc>
           <w:tcPr>
-            <w:tcW w:type="dxa" w:w="6954"/>
+            <w:tcW w:type="dxa" w:w="8090"/>
             <w:tcMar>
               <w:top w:type="dxa" w:w="70"/>
               <w:left w:type="dxa" w:w="110"/>
@@ -1839,7 +1839,7 @@
         </w:trPr>
         <w:tc>
           <w:tcPr>
-            <w:tcW w:type="dxa" w:w="2400"/>
+            <w:tcW w:type="dxa" w:w="1264"/>
             <w:tcMar>
               <w:top w:type="dxa" w:w="70"/>
               <w:left w:type="dxa" w:w="110"/>
@@ -1858,7 +1858,7 @@
         </w:tc>
         <w:tc>
           <w:tcPr>
-            <w:tcW w:type="dxa" w:w="6954"/>
+            <w:tcW w:type="dxa" w:w="8090"/>
             <w:tcMar>
               <w:top w:type="dxa" w:w="70"/>
               <w:left w:type="dxa" w:w="110"/>
@@ -1891,7 +1891,7 @@
         </w:trPr>
         <w:tc>
           <w:tcPr>
-            <w:tcW w:type="dxa" w:w="2400"/>
+            <w:tcW w:type="dxa" w:w="1264"/>
             <w:tcMar>
               <w:top w:type="dxa" w:w="70"/>
               <w:left w:type="dxa" w:w="110"/>
@@ -1910,7 +1910,7 @@
         </w:tc>
         <w:tc>
           <w:tcPr>
-            <w:tcW w:type="dxa" w:w="6954"/>
+            <w:tcW w:type="dxa" w:w="8090"/>
             <w:tcMar>
               <w:top w:type="dxa" w:w="70"/>
               <w:left w:type="dxa" w:w="110"/>
@@ -1934,7 +1934,7 @@
         </w:trPr>
         <w:tc>
           <w:tcPr>
-            <w:tcW w:type="dxa" w:w="2400"/>
+            <w:tcW w:type="dxa" w:w="1264"/>
             <w:tcMar>
               <w:top w:type="dxa" w:w="70"/>
               <w:left w:type="dxa" w:w="110"/>
@@ -1953,7 +1953,7 @@
         </w:tc>
         <w:tc>
           <w:tcPr>
-            <w:tcW w:type="dxa" w:w="6954"/>
+            <w:tcW w:type="dxa" w:w="8090"/>
             <w:tcMar>
               <w:top w:type="dxa" w:w="70"/>
               <w:left w:type="dxa" w:w="110"/>
@@ -2478,9 +2478,12 @@
     <w:next w:val="Normal"/>
     <w:qFormat/>
     <w:rPr>
-      <w:color w:val="1F4D78"/>
-      <w:sz w:val="24"/>
-      <w:szCs w:val="24"/>
+      <w:rFonts w:ascii="Franklin Gothic Book" w:cs="Franklin Gothic Book" w:eastAsia="Franklin Gothic Book" w:hAnsi="Franklin Gothic Book"/>
+      <w:b/>
+      <w:bCs/>
+      <w:color w:val="333333"/>
+      <w:sz w:val="22"/>
+      <w:szCs w:val="22"/>
     </w:rPr>
   </w:style>
   <w:style w:type="paragraph" w:styleId="Heading4">
